--- a/svoyo-delo/대본/4부/06화_Preduprezhdenie.docx
+++ b/svoyo-delo/대본/4부/06화_Preduprezhdenie.docx
@@ -322,7 +322,7 @@
         <w:t xml:space="preserve"> </w:t>
       </w:r>
       <w:r>
-        <w:t xml:space="preserve">- 규칙: 지문 없음. 전 화 100% 「화자명: 대사」. 1턴 15단어 이내 + 긴 턴 10~15회(25~35단어). 문법 초점(B2): 공손한 명령(Попросите показать…, Проверьте…), 무인칭 공문(выявлены случаи), 조건(Если после укола кожа побелела — звоните).</w:t>
+        <w:t xml:space="preserve">- 규칙: 지문 없음. 전 화 100% 「화자명: 대사」. 1턴 20단어 이내 + 긴 턴 10~15회(30~50단어). 문법 초점(B2): 공손한 명령(Попросите показать…, Проверьте…), 무인칭 공문(выявлены случаи), 조건(Если после укола кожа побелела — звоните).</w:t>
       </w:r>
       <w:r>
         <w:t xml:space="preserve"> </w:t>
@@ -1228,119 +1228,119 @@
         <w:pStyle w:val="FirstParagraph"/>
       </w:pPr>
       <w:r>
-        <w:t xml:space="preserve">OLGA: Вот проект. Две страницы. Каждое слово проверено Зайцевым.</w:t>
-      </w:r>
-    </w:p>
-    <w:p>
-      <w:pPr>
-        <w:pStyle w:val="BodyText"/>
-      </w:pPr>
-      <w:r>
-        <w:t xml:space="preserve">KORNILOVA: Две страницы. Ольга Петровна, пациентка это не прочитает.</w:t>
-      </w:r>
-    </w:p>
-    <w:p>
-      <w:pPr>
-        <w:pStyle w:val="BodyText"/>
-      </w:pPr>
-      <w:r>
-        <w:t xml:space="preserve">OLGA: Врачи прочитают.</w:t>
-      </w:r>
-    </w:p>
-    <w:p>
-      <w:pPr>
-        <w:pStyle w:val="BodyText"/>
-      </w:pPr>
-      <w:r>
-        <w:t xml:space="preserve">KORNILOVA: Врачи прочитают первый абзац. Пациентки — первую строчку. Мастера — картинку.</w:t>
-      </w:r>
-    </w:p>
-    <w:p>
-      <w:pPr>
-        <w:pStyle w:val="BodyText"/>
-      </w:pPr>
-      <w:r>
-        <w:t xml:space="preserve">IRINA: Три читателя. Три текста. Это втрое больше работы.</w:t>
-      </w:r>
-    </w:p>
-    <w:p>
-      <w:pPr>
-        <w:pStyle w:val="BodyText"/>
-      </w:pPr>
-      <w:r>
-        <w:t xml:space="preserve">KIRILL: Можно? Для пациенток хватит одной фразы. Остальное — для тех, кто захочет больше.</w:t>
-      </w:r>
-    </w:p>
-    <w:p>
-      <w:pPr>
-        <w:pStyle w:val="BodyText"/>
-      </w:pPr>
-      <w:r>
-        <w:t xml:space="preserve">OLGA: Какой фразы?</w:t>
-      </w:r>
-    </w:p>
-    <w:p>
-      <w:pPr>
-        <w:pStyle w:val="BodyText"/>
-      </w:pPr>
-      <w:r>
-        <w:t xml:space="preserve">KIRILL: «Проверьте серийный номер». Три слова. Всё.</w:t>
-      </w:r>
-    </w:p>
-    <w:p>
-      <w:pPr>
-        <w:pStyle w:val="BodyText"/>
-      </w:pPr>
-      <w:r>
-        <w:t xml:space="preserve">KORNILOVA: Неплохо. Но «проверьте» — где? Как? Пациентка не знает, что такое серийный номер.</w:t>
-      </w:r>
-    </w:p>
-    <w:p>
-      <w:pPr>
-        <w:pStyle w:val="BodyText"/>
-      </w:pPr>
-      <w:r>
-        <w:t xml:space="preserve">KIRILL: Тогда картинка. Шприц, стрелка на номер. И номер телефона линии.</w:t>
-      </w:r>
-    </w:p>
-    <w:p>
-      <w:pPr>
-        <w:pStyle w:val="BodyText"/>
-      </w:pPr>
-      <w:r>
-        <w:t xml:space="preserve">ALEKSEY: Кирилл, вы неделю назад хотели кричать на весь Телеграм.</w:t>
-      </w:r>
-    </w:p>
-    <w:p>
-      <w:pPr>
-        <w:pStyle w:val="BodyText"/>
-      </w:pPr>
-      <w:r>
-        <w:t xml:space="preserve">KIRILL: Хотел. Теперь хочу, чтобы услышали. Это разные вещи. Ольга Петровна научила.</w:t>
-      </w:r>
-    </w:p>
-    <w:p>
-      <w:pPr>
-        <w:pStyle w:val="BodyText"/>
-      </w:pPr>
-      <w:r>
-        <w:t xml:space="preserve">OLGA: Я? Не помню, чтобы я учила.</w:t>
-      </w:r>
-    </w:p>
-    <w:p>
-      <w:pPr>
-        <w:pStyle w:val="BodyText"/>
-      </w:pPr>
-      <w:r>
-        <w:t xml:space="preserve">KIRILL: Вы сказали: громко — это одно письмо в газету. Я понял: громко — не значит слышно.</w:t>
-      </w:r>
-    </w:p>
-    <w:p>
-      <w:pPr>
-        <w:pStyle w:val="BodyText"/>
-      </w:pPr>
-      <w:r>
-        <w:t xml:space="preserve">OLGA: Записывайте, Ирина. Кирилл согласился. С датой.</w:t>
+        <w:t xml:space="preserve">OLGA: Вот проект предупреждения. Он занимает две страницы, и каждое слово в нём проверил Зайцев.</w:t>
+      </w:r>
+    </w:p>
+    <w:p>
+      <w:pPr>
+        <w:pStyle w:val="BodyText"/>
+      </w:pPr>
+      <w:r>
+        <w:t xml:space="preserve">KORNILOVA: Две страницы? Ольга Петровна, пациентка такое никогда не прочитает.</w:t>
+      </w:r>
+    </w:p>
+    <w:p>
+      <w:pPr>
+        <w:pStyle w:val="BodyText"/>
+      </w:pPr>
+      <w:r>
+        <w:t xml:space="preserve">OLGA: Зато врачи прочитают, я в этом уверена.</w:t>
+      </w:r>
+    </w:p>
+    <w:p>
+      <w:pPr>
+        <w:pStyle w:val="BodyText"/>
+      </w:pPr>
+      <w:r>
+        <w:t xml:space="preserve">KORNILOVA: Врачи прочитают первый абзац, пациентки — первую строчку, а мастера посмотрят только на картинку.</w:t>
+      </w:r>
+    </w:p>
+    <w:p>
+      <w:pPr>
+        <w:pStyle w:val="BodyText"/>
+      </w:pPr>
+      <w:r>
+        <w:t xml:space="preserve">IRINA: Значит, у нас три читателя и нужно три текста. Это втрое больше работы.</w:t>
+      </w:r>
+    </w:p>
+    <w:p>
+      <w:pPr>
+        <w:pStyle w:val="BodyText"/>
+      </w:pPr>
+      <w:r>
+        <w:t xml:space="preserve">KIRILL: Можно мне? Для пациенток хватит одной фразы, а остальное пусть будет для тех, кто захочет знать больше.</w:t>
+      </w:r>
+    </w:p>
+    <w:p>
+      <w:pPr>
+        <w:pStyle w:val="BodyText"/>
+      </w:pPr>
+      <w:r>
+        <w:t xml:space="preserve">OLGA: И какой же фразы, по-вашему, хватит?</w:t>
+      </w:r>
+    </w:p>
+    <w:p>
+      <w:pPr>
+        <w:pStyle w:val="BodyText"/>
+      </w:pPr>
+      <w:r>
+        <w:t xml:space="preserve">KIRILL: «Проверьте серийный номер». Всего три слова, и больше ничего не нужно.</w:t>
+      </w:r>
+    </w:p>
+    <w:p>
+      <w:pPr>
+        <w:pStyle w:val="BodyText"/>
+      </w:pPr>
+      <w:r>
+        <w:t xml:space="preserve">KORNILOVA: Неплохо. Но где проверить и как? Пациентка ведь не знает, что такое серийный номер.</w:t>
+      </w:r>
+    </w:p>
+    <w:p>
+      <w:pPr>
+        <w:pStyle w:val="BodyText"/>
+      </w:pPr>
+      <w:r>
+        <w:t xml:space="preserve">KIRILL: Тогда нужна картинка: шприц и стрелка на номер. А рядом номер телефона линии.</w:t>
+      </w:r>
+    </w:p>
+    <w:p>
+      <w:pPr>
+        <w:pStyle w:val="BodyText"/>
+      </w:pPr>
+      <w:r>
+        <w:t xml:space="preserve">ALEKSEY: Кирилл, неделю назад вы хотели кричать об этом на весь Телеграм.</w:t>
+      </w:r>
+    </w:p>
+    <w:p>
+      <w:pPr>
+        <w:pStyle w:val="BodyText"/>
+      </w:pPr>
+      <w:r>
+        <w:t xml:space="preserve">KIRILL: Хотел, но теперь я хочу, чтобы нас услышали, а это разные вещи. Этому меня научила Ольга Петровна.</w:t>
+      </w:r>
+    </w:p>
+    <w:p>
+      <w:pPr>
+        <w:pStyle w:val="BodyText"/>
+      </w:pPr>
+      <w:r>
+        <w:t xml:space="preserve">OLGA: Я? Что-то не помню, чтобы я вас этому учила.</w:t>
+      </w:r>
+    </w:p>
+    <w:p>
+      <w:pPr>
+        <w:pStyle w:val="BodyText"/>
+      </w:pPr>
+      <w:r>
+        <w:t xml:space="preserve">KIRILL: Вы сказали, что громко — это одно письмо в газету. И я понял: громко — не значит слышно.</w:t>
+      </w:r>
+    </w:p>
+    <w:p>
+      <w:pPr>
+        <w:pStyle w:val="BodyText"/>
+      </w:pPr>
+      <w:r>
+        <w:t xml:space="preserve">OLGA: Ирина, запишите, пожалуйста: Кирилл согласился. И обязательно с датой.</w:t>
       </w:r>
     </w:p>
     <w:bookmarkEnd w:id="21"/>
@@ -1358,7 +1358,7 @@
         <w:pStyle w:val="FirstParagraph"/>
       </w:pPr>
       <w:r>
-        <w:t xml:space="preserve">IRINA: Записала. Начинаем с врачей. Ольга, ваш первый абзац.</w:t>
+        <w:t xml:space="preserve">IRINA: Записала. Давайте начнём с врачей. Ольга, прочитайте ваш первый абзац.</w:t>
       </w:r>
     </w:p>
     <w:p>
@@ -1374,7 +1374,7 @@
         <w:pStyle w:val="BodyText"/>
       </w:pPr>
       <w:r>
-        <w:t xml:space="preserve">KORNILOVA: «Выявлены случаи». Так пишут, когда хотят, чтобы не дочитали.</w:t>
+        <w:t xml:space="preserve">KORNILOVA: «Выявлены случаи»… Так пишут, когда хотят, чтобы текст не дочитали до конца.</w:t>
       </w:r>
     </w:p>
     <w:p>
@@ -1390,55 +1390,55 @@
         <w:pStyle w:val="BodyText"/>
       </w:pPr>
       <w:r>
-        <w:t xml:space="preserve">KORNILOVA: Тогда второе предложение — для врача. Что делать сегодня, в кабинете.</w:t>
-      </w:r>
-    </w:p>
-    <w:p>
-      <w:pPr>
-        <w:pStyle w:val="BodyText"/>
-      </w:pPr>
-      <w:r>
-        <w:t xml:space="preserve">ALEKSEY: Три признака. Русская наклейка. Номер удостоверения. Серийный номер на шприце.</w:t>
-      </w:r>
-    </w:p>
-    <w:p>
-      <w:pPr>
-        <w:pStyle w:val="BodyText"/>
-      </w:pPr>
-      <w:r>
-        <w:t xml:space="preserve">OLGA: И четвёртый. Проверка номера на линии. Не «есть», а «где». Ирина, это работает?</w:t>
-      </w:r>
-    </w:p>
-    <w:p>
-      <w:pPr>
-        <w:pStyle w:val="BodyText"/>
-      </w:pPr>
-      <w:r>
-        <w:t xml:space="preserve">IRINA: С сегодняшнего дня — да. На сайте форма. Номер, город, клиника. Каждый запрос записывается.</w:t>
-      </w:r>
-    </w:p>
-    <w:p>
-      <w:pPr>
-        <w:pStyle w:val="BodyText"/>
-      </w:pPr>
-      <w:r>
-        <w:t xml:space="preserve">DIMA: Если один номер спросят из двух городов — линия увидит?</w:t>
-      </w:r>
-    </w:p>
-    <w:p>
-      <w:pPr>
-        <w:pStyle w:val="BodyText"/>
-      </w:pPr>
-      <w:r>
-        <w:t xml:space="preserve">IRINA: Увидит. Таблица красит строку красным. Пока таблица. В марте — система.</w:t>
-      </w:r>
-    </w:p>
-    <w:p>
-      <w:pPr>
-        <w:pStyle w:val="BodyText"/>
-      </w:pPr>
-      <w:r>
-        <w:t xml:space="preserve">KORNILOVA: Хорошо. Теперь пациентки. Одна строчка, Кирилл. Читайте.</w:t>
+        <w:t xml:space="preserve">KORNILOVA: Тогда пусть второе предложение будет для врача: что ему делать сегодня, у себя в кабинете.</w:t>
+      </w:r>
+    </w:p>
+    <w:p>
+      <w:pPr>
+        <w:pStyle w:val="BodyText"/>
+      </w:pPr>
+      <w:r>
+        <w:t xml:space="preserve">ALEKSEY: Есть три признака: русская наклейка, номер удостоверения и серийный номер на шприце.</w:t>
+      </w:r>
+    </w:p>
+    <w:p>
+      <w:pPr>
+        <w:pStyle w:val="BodyText"/>
+      </w:pPr>
+      <w:r>
+        <w:t xml:space="preserve">OLGA: И есть четвёртый: проверка номера на линии, причём не «есть», а «где». Ирина, это уже работает?</w:t>
+      </w:r>
+    </w:p>
+    <w:p>
+      <w:pPr>
+        <w:pStyle w:val="BodyText"/>
+      </w:pPr>
+      <w:r>
+        <w:t xml:space="preserve">IRINA: С сегодняшнего дня работает. На сайте есть форма: номер, город и клиника, и каждый запрос записывается.</w:t>
+      </w:r>
+    </w:p>
+    <w:p>
+      <w:pPr>
+        <w:pStyle w:val="BodyText"/>
+      </w:pPr>
+      <w:r>
+        <w:t xml:space="preserve">DIMA: А если один номер спросят из двух городов, линия это увидит?</w:t>
+      </w:r>
+    </w:p>
+    <w:p>
+      <w:pPr>
+        <w:pStyle w:val="BodyText"/>
+      </w:pPr>
+      <w:r>
+        <w:t xml:space="preserve">IRINA: Увидит, потому что таблица красит такую строку красным. Пока это таблица, а в марте будет система.</w:t>
+      </w:r>
+    </w:p>
+    <w:p>
+      <w:pPr>
+        <w:pStyle w:val="BodyText"/>
+      </w:pPr>
+      <w:r>
+        <w:t xml:space="preserve">KORNILOVA: Хорошо. Теперь пациентки. Кирилл, прочитайте вашу одну строчку.</w:t>
       </w:r>
     </w:p>
     <w:p>
@@ -1454,87 +1454,87 @@
         <w:pStyle w:val="BodyText"/>
       </w:pPr>
       <w:r>
-        <w:t xml:space="preserve">KORNILOVA: Попросите показать коробку. Хорошо. Пациентки стесняются спросить. Надо дать им право.</w:t>
-      </w:r>
-    </w:p>
-    <w:p>
-      <w:pPr>
-        <w:pStyle w:val="BodyText"/>
-      </w:pPr>
-      <w:r>
-        <w:t xml:space="preserve">OLGA: Без слова «подделка»?</w:t>
-      </w:r>
-    </w:p>
-    <w:p>
-      <w:pPr>
-        <w:pStyle w:val="BodyText"/>
-      </w:pPr>
-      <w:r>
-        <w:t xml:space="preserve">KIRILL: Без. Без «дёшево», без «опасно», без имён. Только что делать.</w:t>
-      </w:r>
-    </w:p>
-    <w:p>
-      <w:pPr>
-        <w:pStyle w:val="BodyText"/>
-      </w:pPr>
-      <w:r>
-        <w:t xml:space="preserve">KORNILOVA: Не хватает одного. Самого главного.</w:t>
-      </w:r>
-    </w:p>
-    <w:p>
-      <w:pPr>
-        <w:pStyle w:val="BodyText"/>
-      </w:pPr>
-      <w:r>
-        <w:t xml:space="preserve">ALEKSEY: Чего?</w:t>
-      </w:r>
-    </w:p>
-    <w:p>
-      <w:pPr>
-        <w:pStyle w:val="BodyText"/>
-      </w:pPr>
-      <w:r>
-        <w:t xml:space="preserve">KORNILOVA: «Если после укола кожа побелела — звоните сразу. Не ждите утра. Не массируйте». Это должно быть крупно. Крупнее номера.</w:t>
-      </w:r>
-    </w:p>
-    <w:p>
-      <w:pPr>
-        <w:pStyle w:val="BodyText"/>
-      </w:pPr>
-      <w:r>
-        <w:t xml:space="preserve">IRINA: Это уже не предупреждение о товаре. Это медицинский совет.</w:t>
-      </w:r>
-    </w:p>
-    <w:p>
-      <w:pPr>
-        <w:pStyle w:val="BodyText"/>
-      </w:pPr>
-      <w:r>
-        <w:t xml:space="preserve">KORNILOVA: Ирина, Дарья не спрашивала, чей гель. Она спрашивала, что делать с губой. В полночь, одна, с телефоном в руке. Нам нужно ответить на её вопрос, а не на наш.</w:t>
-      </w:r>
-    </w:p>
-    <w:p>
-      <w:pPr>
-        <w:pStyle w:val="BodyText"/>
-      </w:pPr>
-      <w:r>
-        <w:t xml:space="preserve">OLGA: Можно. Это не реклама и не обвинение. Это инструкция безопасности. Зайцев пропустит.</w:t>
-      </w:r>
-    </w:p>
-    <w:p>
-      <w:pPr>
-        <w:pStyle w:val="BodyText"/>
-      </w:pPr>
-      <w:r>
-        <w:t xml:space="preserve">DIMA: А мастера? Кристина и её сто? Им тоже?</w:t>
-      </w:r>
-    </w:p>
-    <w:p>
-      <w:pPr>
-        <w:pStyle w:val="BodyText"/>
-      </w:pPr>
-      <w:r>
-        <w:t xml:space="preserve">ALEKSEY: Им — особенно. Они не врачи, но они первые видят белое пятно.</w:t>
+        <w:t xml:space="preserve">KORNILOVA: «Попросите показать коробку» — это хорошо. Пациентки стесняются спросить, и нам надо дать им это право.</w:t>
+      </w:r>
+    </w:p>
+    <w:p>
+      <w:pPr>
+        <w:pStyle w:val="BodyText"/>
+      </w:pPr>
+      <w:r>
+        <w:t xml:space="preserve">OLGA: И всё это без слова «подделка»?</w:t>
+      </w:r>
+    </w:p>
+    <w:p>
+      <w:pPr>
+        <w:pStyle w:val="BodyText"/>
+      </w:pPr>
+      <w:r>
+        <w:t xml:space="preserve">KIRILL: Без него. Без «дёшево», без «опасно» и без имён, только то, что нужно делать.</w:t>
+      </w:r>
+    </w:p>
+    <w:p>
+      <w:pPr>
+        <w:pStyle w:val="BodyText"/>
+      </w:pPr>
+      <w:r>
+        <w:t xml:space="preserve">KORNILOVA: Но не хватает одного, и это самое главное.</w:t>
+      </w:r>
+    </w:p>
+    <w:p>
+      <w:pPr>
+        <w:pStyle w:val="BodyText"/>
+      </w:pPr>
+      <w:r>
+        <w:t xml:space="preserve">ALEKSEY: Чего именно не хватает, Елена Викторовна?</w:t>
+      </w:r>
+    </w:p>
+    <w:p>
+      <w:pPr>
+        <w:pStyle w:val="BodyText"/>
+      </w:pPr>
+      <w:r>
+        <w:t xml:space="preserve">KORNILOVA: «Если после укола кожа побелела — звоните сразу. Не ждите утра. Не массируйте». Это должно быть написано крупно, даже крупнее, чем номер линии.</w:t>
+      </w:r>
+    </w:p>
+    <w:p>
+      <w:pPr>
+        <w:pStyle w:val="BodyText"/>
+      </w:pPr>
+      <w:r>
+        <w:t xml:space="preserve">IRINA: Но это уже не предупреждение о товаре, а медицинский совет.</w:t>
+      </w:r>
+    </w:p>
+    <w:p>
+      <w:pPr>
+        <w:pStyle w:val="BodyText"/>
+      </w:pPr>
+      <w:r>
+        <w:t xml:space="preserve">KORNILOVA: Ирина, Дарья не спрашивала, чей гель. Она спрашивала, что делать с губой. В полночь, одна, с телефоном в руке. Нам нужно ответить на её вопрос, а не на наш, иначе вся наша бумага ничего не стоит.</w:t>
+      </w:r>
+    </w:p>
+    <w:p>
+      <w:pPr>
+        <w:pStyle w:val="BodyText"/>
+      </w:pPr>
+      <w:r>
+        <w:t xml:space="preserve">OLGA: Так можно. Это не реклама и не обвинение, а инструкция безопасности, и Зайцев её пропустит.</w:t>
+      </w:r>
+    </w:p>
+    <w:p>
+      <w:pPr>
+        <w:pStyle w:val="BodyText"/>
+      </w:pPr>
+      <w:r>
+        <w:t xml:space="preserve">DIMA: А как же мастера? Кристина и её сто мастеров? Им тоже писать?</w:t>
+      </w:r>
+    </w:p>
+    <w:p>
+      <w:pPr>
+        <w:pStyle w:val="BodyText"/>
+      </w:pPr>
+      <w:r>
+        <w:t xml:space="preserve">ALEKSEY: Им особенно, потому что они не врачи, но именно они первыми видят белое пятно.</w:t>
       </w:r>
     </w:p>
     <w:p>
@@ -1550,87 +1550,87 @@
         <w:pStyle w:val="BodyText"/>
       </w:pPr>
       <w:r>
-        <w:t xml:space="preserve">ALEKSEY: Не разрешаем. Говорим, что делать, если уже укололи. Это разные вещи.</w:t>
-      </w:r>
-    </w:p>
-    <w:p>
-      <w:pPr>
-        <w:pStyle w:val="BodyText"/>
-      </w:pPr>
-      <w:r>
-        <w:t xml:space="preserve">KORNILOVA: Как я сказала в ту ночь. Колоть не учим. Узнавать беду — учим.</w:t>
-      </w:r>
-    </w:p>
-    <w:p>
-      <w:pPr>
-        <w:pStyle w:val="BodyText"/>
-      </w:pPr>
-      <w:r>
-        <w:t xml:space="preserve">OLGA: Тогда формулировка: «Если вы видите это у клиента — немедленно звоните». Без слова «процедура».</w:t>
-      </w:r>
-    </w:p>
-    <w:p>
-      <w:pPr>
-        <w:pStyle w:val="BodyText"/>
-      </w:pPr>
-      <w:r>
-        <w:t xml:space="preserve">IRINA: Три текста. Врачам — страница. Пациенткам — открытка. Мастерам — картинка с номером.</w:t>
-      </w:r>
-    </w:p>
-    <w:p>
-      <w:pPr>
-        <w:pStyle w:val="BodyText"/>
-      </w:pPr>
-      <w:r>
-        <w:t xml:space="preserve">KIRILL: И ещё. Дарья. Можно её историю? Без имени, без лица. Голосом.</w:t>
-      </w:r>
-    </w:p>
-    <w:p>
-      <w:pPr>
-        <w:pStyle w:val="BodyText"/>
-      </w:pPr>
-      <w:r>
-        <w:t xml:space="preserve">KORNILOVA: Только если она сама захочет. И только после последнего осмотра.</w:t>
-      </w:r>
-    </w:p>
-    <w:p>
-      <w:pPr>
-        <w:pStyle w:val="BodyText"/>
-      </w:pPr>
-      <w:r>
-        <w:t xml:space="preserve">ALEKSEY: Я спрошу. В пятницу у неё последний осмотр.</w:t>
-      </w:r>
-    </w:p>
-    <w:p>
-      <w:pPr>
-        <w:pStyle w:val="BodyText"/>
-      </w:pPr>
-      <w:r>
-        <w:t xml:space="preserve">KIRILL: Если она скажет «нет» — не будет истории. Я понял правило.</w:t>
-      </w:r>
-    </w:p>
-    <w:p>
-      <w:pPr>
-        <w:pStyle w:val="BodyText"/>
-      </w:pPr>
-      <w:r>
-        <w:t xml:space="preserve">OLGA: Вы много поняли за неделю, Кирилл. Это начинает меня беспокоить.</w:t>
-      </w:r>
-    </w:p>
-    <w:p>
-      <w:pPr>
-        <w:pStyle w:val="BodyText"/>
-      </w:pPr>
-      <w:r>
-        <w:t xml:space="preserve">KIRILL: Почему?</w:t>
-      </w:r>
-    </w:p>
-    <w:p>
-      <w:pPr>
-        <w:pStyle w:val="BodyText"/>
-      </w:pPr>
-      <w:r>
-        <w:t xml:space="preserve">OLGA: Потому что скоро придётся спорить с вами всерьёз.</w:t>
+        <w:t xml:space="preserve">ALEKSEY: Мы не разрешаем. Мы говорим, что делать, если уже укололи, а это совсем разные вещи.</w:t>
+      </w:r>
+    </w:p>
+    <w:p>
+      <w:pPr>
+        <w:pStyle w:val="BodyText"/>
+      </w:pPr>
+      <w:r>
+        <w:t xml:space="preserve">KORNILOVA: Как я и сказала в ту ночь: колоть мы не учим, а узнавать беду — учим.</w:t>
+      </w:r>
+    </w:p>
+    <w:p>
+      <w:pPr>
+        <w:pStyle w:val="BodyText"/>
+      </w:pPr>
+      <w:r>
+        <w:t xml:space="preserve">OLGA: Тогда формулировка будет такая: «Если вы видите это у клиента — немедленно звоните». И без слова «процедура».</w:t>
+      </w:r>
+    </w:p>
+    <w:p>
+      <w:pPr>
+        <w:pStyle w:val="BodyText"/>
+      </w:pPr>
+      <w:r>
+        <w:t xml:space="preserve">IRINA: Итак, три текста: врачам страница, пациенткам открытка, а мастерам картинка с номером.</w:t>
+      </w:r>
+    </w:p>
+    <w:p>
+      <w:pPr>
+        <w:pStyle w:val="BodyText"/>
+      </w:pPr>
+      <w:r>
+        <w:t xml:space="preserve">KIRILL: И ещё одно предложение, про Дарью. Можно рассказать её историю без имени и без лица, только голосом?</w:t>
+      </w:r>
+    </w:p>
+    <w:p>
+      <w:pPr>
+        <w:pStyle w:val="BodyText"/>
+      </w:pPr>
+      <w:r>
+        <w:t xml:space="preserve">KORNILOVA: Только если она сама этого захочет, и только после последнего осмотра.</w:t>
+      </w:r>
+    </w:p>
+    <w:p>
+      <w:pPr>
+        <w:pStyle w:val="BodyText"/>
+      </w:pPr>
+      <w:r>
+        <w:t xml:space="preserve">ALEKSEY: Я спрошу её. В пятницу у неё как раз последний осмотр.</w:t>
+      </w:r>
+    </w:p>
+    <w:p>
+      <w:pPr>
+        <w:pStyle w:val="BodyText"/>
+      </w:pPr>
+      <w:r>
+        <w:t xml:space="preserve">KIRILL: А если она скажет «нет», истории не будет. Я понял это правило.</w:t>
+      </w:r>
+    </w:p>
+    <w:p>
+      <w:pPr>
+        <w:pStyle w:val="BodyText"/>
+      </w:pPr>
+      <w:r>
+        <w:t xml:space="preserve">OLGA: Вы очень много поняли за одну неделю, Кирилл. Это начинает меня беспокоить.</w:t>
+      </w:r>
+    </w:p>
+    <w:p>
+      <w:pPr>
+        <w:pStyle w:val="BodyText"/>
+      </w:pPr>
+      <w:r>
+        <w:t xml:space="preserve">KIRILL: А почему это вас беспокоит?</w:t>
+      </w:r>
+    </w:p>
+    <w:p>
+      <w:pPr>
+        <w:pStyle w:val="BodyText"/>
+      </w:pPr>
+      <w:r>
+        <w:t xml:space="preserve">OLGA: Потому что скоро мне придётся спорить с вами всерьёз, а это тяжелее.</w:t>
       </w:r>
     </w:p>
     <w:bookmarkEnd w:id="22"/>
@@ -1648,23 +1648,23 @@
         <w:pStyle w:val="FirstParagraph"/>
       </w:pPr>
       <w:r>
-        <w:t xml:space="preserve">ZOYA: Алексей Николаевич, за три дня — двести двенадцать звонков. Обычно — двадцать в неделю.</w:t>
-      </w:r>
-    </w:p>
-    <w:p>
-      <w:pPr>
-        <w:pStyle w:val="BodyText"/>
-      </w:pPr>
-      <w:r>
-        <w:t xml:space="preserve">ALEKSEY: Двести двенадцать. Кто звонит?</w:t>
-      </w:r>
-    </w:p>
-    <w:p>
-      <w:pPr>
-        <w:pStyle w:val="BodyText"/>
-      </w:pPr>
-      <w:r>
-        <w:t xml:space="preserve">ZOYA: Сто сорок — пациентки. Проверяют номер у себя дома, с коробок. Пятьдесят — врачи. Двадцать два — мастера.</w:t>
+        <w:t xml:space="preserve">ZOYA: Алексей Николаевич, за три дня нам позвонили двести двенадцать раз. А обычно бывает двадцать звонков в неделю.</w:t>
+      </w:r>
+    </w:p>
+    <w:p>
+      <w:pPr>
+        <w:pStyle w:val="BodyText"/>
+      </w:pPr>
+      <w:r>
+        <w:t xml:space="preserve">ALEKSEY: Двести двенадцать? И кто в основном звонит?</w:t>
+      </w:r>
+    </w:p>
+    <w:p>
+      <w:pPr>
+        <w:pStyle w:val="BodyText"/>
+      </w:pPr>
+      <w:r>
+        <w:t xml:space="preserve">ZOYA: Сто сорок звонков от пациенток, они проверяют номера на коробках дома. Пятьдесят от врачей, а двадцать два от мастеров.</w:t>
       </w:r>
     </w:p>
     <w:p>
@@ -1680,151 +1680,151 @@
         <w:pStyle w:val="BodyText"/>
       </w:pPr>
       <w:r>
-        <w:t xml:space="preserve">ZOYA: Сами. Одна плакала в трубку. Спросила, что такое белое пятно. Она колет год, и никто ей ни разу не сказал. Ни курс, ни Кристина, ни клиентки.</w:t>
-      </w:r>
-    </w:p>
-    <w:p>
-      <w:pPr>
-        <w:pStyle w:val="BodyText"/>
-      </w:pPr>
-      <w:r>
-        <w:t xml:space="preserve">KORNILOVA: Год. Я говорила. Таких сотни.</w:t>
-      </w:r>
-    </w:p>
-    <w:p>
-      <w:pPr>
-        <w:pStyle w:val="BodyText"/>
-      </w:pPr>
-      <w:r>
-        <w:t xml:space="preserve">IRINA: Цифры по номерам. Девять номеров спросили из двух разных городов. Девять красных строк.</w:t>
-      </w:r>
-    </w:p>
-    <w:p>
-      <w:pPr>
-        <w:pStyle w:val="BodyText"/>
-      </w:pPr>
-      <w:r>
-        <w:t xml:space="preserve">OLGA: Девять копий. Это девять мест, где лежит чужой гель с нашим номером.</w:t>
-      </w:r>
-    </w:p>
-    <w:p>
-      <w:pPr>
-        <w:pStyle w:val="BodyText"/>
-      </w:pPr>
-      <w:r>
-        <w:t xml:space="preserve">IRINA: Семь из девяти — из ноябрьской поставки Корниловой. Два — из поставки Резник.</w:t>
-      </w:r>
-    </w:p>
-    <w:p>
-      <w:pPr>
-        <w:pStyle w:val="BodyText"/>
-      </w:pPr>
-      <w:r>
-        <w:t xml:space="preserve">KORNILOVA: Значит, они копируют не только мою мусорку. Галину тоже.</w:t>
-      </w:r>
-    </w:p>
-    <w:p>
-      <w:pPr>
-        <w:pStyle w:val="BodyText"/>
-      </w:pPr>
-      <w:r>
-        <w:t xml:space="preserve">ZOYA: И ещё. Мы втроём уже не справляемся. Ночью я одна, а звонков стало в десять раз больше. Вчера в три часа ночи было четыре звонка подряд, и два — серьёзные.</w:t>
-      </w:r>
-    </w:p>
-    <w:p>
-      <w:pPr>
-        <w:pStyle w:val="BodyText"/>
-      </w:pPr>
-      <w:r>
-        <w:t xml:space="preserve">IRINA: Ещё две медсестры. Это двести сорок тысяч в месяц. Плюс обучение.</w:t>
-      </w:r>
-    </w:p>
-    <w:p>
-      <w:pPr>
-        <w:pStyle w:val="BodyText"/>
-      </w:pPr>
-      <w:r>
-        <w:t xml:space="preserve">ALEKSEY: Нанимаем. С понедельника.</w:t>
-      </w:r>
-    </w:p>
-    <w:p>
-      <w:pPr>
-        <w:pStyle w:val="BodyText"/>
-      </w:pPr>
-      <w:r>
-        <w:t xml:space="preserve">IRINA: Алексей, это четверть нашей прибыли за декабрь. Я обязана сказать.</w:t>
-      </w:r>
-    </w:p>
-    <w:p>
-      <w:pPr>
-        <w:pStyle w:val="BodyText"/>
-      </w:pPr>
-      <w:r>
-        <w:t xml:space="preserve">ALEKSEY: Сказали. Я услышал. Нанимаем.</w:t>
-      </w:r>
-    </w:p>
-    <w:p>
-      <w:pPr>
-        <w:pStyle w:val="BodyText"/>
-      </w:pPr>
-      <w:r>
-        <w:t xml:space="preserve">IRINA: Записываю: решение директора, вопрос задан, риск назван. Так правильно.</w:t>
-      </w:r>
-    </w:p>
-    <w:p>
-      <w:pPr>
-        <w:pStyle w:val="BodyText"/>
-      </w:pPr>
-      <w:r>
-        <w:t xml:space="preserve">KIRILL: Открытку посмотрели тридцать восемь тысяч раз. Её пересылают в чатах мам и в салонах.</w:t>
-      </w:r>
-    </w:p>
-    <w:p>
-      <w:pPr>
-        <w:pStyle w:val="BodyText"/>
-      </w:pPr>
-      <w:r>
-        <w:t xml:space="preserve">DIMA: В салонах? Где колют мастера?</w:t>
-      </w:r>
-    </w:p>
-    <w:p>
-      <w:pPr>
-        <w:pStyle w:val="BodyText"/>
-      </w:pPr>
-      <w:r>
-        <w:t xml:space="preserve">KIRILL: Да. Одна мастер повесила её у себя над кушеткой. Прислала фото.</w:t>
-      </w:r>
-    </w:p>
-    <w:p>
-      <w:pPr>
-        <w:pStyle w:val="BodyText"/>
-      </w:pPr>
-      <w:r>
-        <w:t xml:space="preserve">KORNILOVA: Над кушеткой. Как наша картонка над дверью.</w:t>
-      </w:r>
-    </w:p>
-    <w:p>
-      <w:pPr>
-        <w:pStyle w:val="BodyText"/>
-      </w:pPr>
-      <w:r>
-        <w:t xml:space="preserve">ALEKSEY: Дарья согласилась?</w:t>
-      </w:r>
-    </w:p>
-    <w:p>
-      <w:pPr>
-        <w:pStyle w:val="BodyText"/>
-      </w:pPr>
-      <w:r>
-        <w:t xml:space="preserve">KIRILL: Согласилась. Записала голосом. Сорок секунд. Без имени.</w:t>
-      </w:r>
-    </w:p>
-    <w:p>
-      <w:pPr>
-        <w:pStyle w:val="BodyText"/>
-      </w:pPr>
-      <w:r>
-        <w:t xml:space="preserve">OLGA: Что она говорит?</w:t>
+        <w:t xml:space="preserve">ZOYA: Да, сами. Одна мастер плакала в трубку и спрашивала, что такое белое пятно. Она колет уже год, и никто ей ни разу этого не сказал: ни курс, ни Кристина, ни клиентки.</w:t>
+      </w:r>
+    </w:p>
+    <w:p>
+      <w:pPr>
+        <w:pStyle w:val="BodyText"/>
+      </w:pPr>
+      <w:r>
+        <w:t xml:space="preserve">KORNILOVA: Целый год… Я же говорила, что таких сотни.</w:t>
+      </w:r>
+    </w:p>
+    <w:p>
+      <w:pPr>
+        <w:pStyle w:val="BodyText"/>
+      </w:pPr>
+      <w:r>
+        <w:t xml:space="preserve">IRINA: Теперь цифры по номерам. Девять номеров спросили из двух разных городов, так что у нас девять красных строк.</w:t>
+      </w:r>
+    </w:p>
+    <w:p>
+      <w:pPr>
+        <w:pStyle w:val="BodyText"/>
+      </w:pPr>
+      <w:r>
+        <w:t xml:space="preserve">OLGA: Девять копий. Значит, есть девять мест, где лежит чужой гель с нашим номером.</w:t>
+      </w:r>
+    </w:p>
+    <w:p>
+      <w:pPr>
+        <w:pStyle w:val="BodyText"/>
+      </w:pPr>
+      <w:r>
+        <w:t xml:space="preserve">IRINA: Семь из девяти — из ноябрьской поставки Корниловой, а два — из поставки Резник.</w:t>
+      </w:r>
+    </w:p>
+    <w:p>
+      <w:pPr>
+        <w:pStyle w:val="BodyText"/>
+      </w:pPr>
+      <w:r>
+        <w:t xml:space="preserve">KORNILOVA: Значит, они копируют не только мою мусорку, но и мусорку Галины.</w:t>
+      </w:r>
+    </w:p>
+    <w:p>
+      <w:pPr>
+        <w:pStyle w:val="BodyText"/>
+      </w:pPr>
+      <w:r>
+        <w:t xml:space="preserve">ZOYA: И ещё одно. Мы втроём уже не справляемся. Ночью я одна, а звонков стало в десять раз больше. Вчера в три часа ночи было четыре звонка подряд, и два из них были серьёзные.</w:t>
+      </w:r>
+    </w:p>
+    <w:p>
+      <w:pPr>
+        <w:pStyle w:val="BodyText"/>
+      </w:pPr>
+      <w:r>
+        <w:t xml:space="preserve">IRINA: Нужны ещё две медсестры, это двести сорок тысяч в месяц, плюс обучение.</w:t>
+      </w:r>
+    </w:p>
+    <w:p>
+      <w:pPr>
+        <w:pStyle w:val="BodyText"/>
+      </w:pPr>
+      <w:r>
+        <w:t xml:space="preserve">ALEKSEY: Нанимаем их с понедельника.</w:t>
+      </w:r>
+    </w:p>
+    <w:p>
+      <w:pPr>
+        <w:pStyle w:val="BodyText"/>
+      </w:pPr>
+      <w:r>
+        <w:t xml:space="preserve">IRINA: Алексей, это четверть нашей прибыли за декабрь, и я обязана вам это сказать.</w:t>
+      </w:r>
+    </w:p>
+    <w:p>
+      <w:pPr>
+        <w:pStyle w:val="BodyText"/>
+      </w:pPr>
+      <w:r>
+        <w:t xml:space="preserve">ALEKSEY: Вы сказали, и я услышал. Всё равно нанимаем.</w:t>
+      </w:r>
+    </w:p>
+    <w:p>
+      <w:pPr>
+        <w:pStyle w:val="BodyText"/>
+      </w:pPr>
+      <w:r>
+        <w:t xml:space="preserve">IRINA: Записываю: решение директора, вопрос задан, риск назван. Так будет правильно.</w:t>
+      </w:r>
+    </w:p>
+    <w:p>
+      <w:pPr>
+        <w:pStyle w:val="BodyText"/>
+      </w:pPr>
+      <w:r>
+        <w:t xml:space="preserve">KIRILL: Открытку посмотрели тридцать восемь тысяч раз. Её пересылают в мамских чатах и в салонах.</w:t>
+      </w:r>
+    </w:p>
+    <w:p>
+      <w:pPr>
+        <w:pStyle w:val="BodyText"/>
+      </w:pPr>
+      <w:r>
+        <w:t xml:space="preserve">DIMA: В салонах? Там, где колют мастера?</w:t>
+      </w:r>
+    </w:p>
+    <w:p>
+      <w:pPr>
+        <w:pStyle w:val="BodyText"/>
+      </w:pPr>
+      <w:r>
+        <w:t xml:space="preserve">KIRILL: Да. Одна мастер даже повесила её у себя над кушеткой и прислала нам фото.</w:t>
+      </w:r>
+    </w:p>
+    <w:p>
+      <w:pPr>
+        <w:pStyle w:val="BodyText"/>
+      </w:pPr>
+      <w:r>
+        <w:t xml:space="preserve">KORNILOVA: Над кушеткой… Совсем как наша картонка над дверью.</w:t>
+      </w:r>
+    </w:p>
+    <w:p>
+      <w:pPr>
+        <w:pStyle w:val="BodyText"/>
+      </w:pPr>
+      <w:r>
+        <w:t xml:space="preserve">ALEKSEY: А Дарья согласилась рассказать свою историю?</w:t>
+      </w:r>
+    </w:p>
+    <w:p>
+      <w:pPr>
+        <w:pStyle w:val="BodyText"/>
+      </w:pPr>
+      <w:r>
+        <w:t xml:space="preserve">KIRILL: Согласилась и записала голосом сорок секунд, без имени.</w:t>
+      </w:r>
+    </w:p>
+    <w:p>
+      <w:pPr>
+        <w:pStyle w:val="BodyText"/>
+      </w:pPr>
+      <w:r>
+        <w:t xml:space="preserve">OLGA: И что же она говорит?</w:t>
       </w:r>
     </w:p>
     <w:p>
@@ -1840,47 +1840,47 @@
         <w:pStyle w:val="BodyText"/>
       </w:pPr>
       <w:r>
-        <w:t xml:space="preserve">KORNILOVA: «Это не стыдно». Она взяла мои слова и сделала их лучше.</w:t>
-      </w:r>
-    </w:p>
-    <w:p>
-      <w:pPr>
-        <w:pStyle w:val="BodyText"/>
-      </w:pPr>
-      <w:r>
-        <w:t xml:space="preserve">ZOYA: Алексей Николаевич, ещё звонок. Не пациентка. Мужчина. Просит вас. Говорит — по делу.</w:t>
-      </w:r>
-    </w:p>
-    <w:p>
-      <w:pPr>
-        <w:pStyle w:val="BodyText"/>
-      </w:pPr>
-      <w:r>
-        <w:t xml:space="preserve">ALEKSEY: Кто?</w:t>
-      </w:r>
-    </w:p>
-    <w:p>
-      <w:pPr>
-        <w:pStyle w:val="BodyText"/>
-      </w:pPr>
-      <w:r>
-        <w:t xml:space="preserve">ZOYA: Не представился. Сказал: «Он знает. Мы вместе работали».</w:t>
-      </w:r>
-    </w:p>
-    <w:p>
-      <w:pPr>
-        <w:pStyle w:val="BodyText"/>
-      </w:pPr>
-      <w:r>
-        <w:t xml:space="preserve">IRINA: Алексей. Вы знаете, кто это.</w:t>
-      </w:r>
-    </w:p>
-    <w:p>
-      <w:pPr>
-        <w:pStyle w:val="BodyText"/>
-      </w:pPr>
-      <w:r>
-        <w:t xml:space="preserve">ALEKSEY: Знаю. Переведите на мой телефон. И включите запись, Зоя. Я скажу ему об этом.</w:t>
+        <w:t xml:space="preserve">KORNILOVA: «Это не стыдно»… Она взяла мои слова и сделала их ещё лучше.</w:t>
+      </w:r>
+    </w:p>
+    <w:p>
+      <w:pPr>
+        <w:pStyle w:val="BodyText"/>
+      </w:pPr>
+      <w:r>
+        <w:t xml:space="preserve">ZOYA: Алексей Николаевич, тут ещё один звонок, но это не пациентка, а мужчина. Он просит вас и говорит, что по делу.</w:t>
+      </w:r>
+    </w:p>
+    <w:p>
+      <w:pPr>
+        <w:pStyle w:val="BodyText"/>
+      </w:pPr>
+      <w:r>
+        <w:t xml:space="preserve">ALEKSEY: А кто это звонит?</w:t>
+      </w:r>
+    </w:p>
+    <w:p>
+      <w:pPr>
+        <w:pStyle w:val="BodyText"/>
+      </w:pPr>
+      <w:r>
+        <w:t xml:space="preserve">ZOYA: Он не представился, а сказал только: «Он знает. Мы вместе работали».</w:t>
+      </w:r>
+    </w:p>
+    <w:p>
+      <w:pPr>
+        <w:pStyle w:val="BodyText"/>
+      </w:pPr>
+      <w:r>
+        <w:t xml:space="preserve">IRINA: Алексей, вы ведь знаете, кто это.</w:t>
+      </w:r>
+    </w:p>
+    <w:p>
+      <w:pPr>
+        <w:pStyle w:val="BodyText"/>
+      </w:pPr>
+      <w:r>
+        <w:t xml:space="preserve">ALEKSEY: Знаю. Переведите его на мой телефон и включите запись, Зоя. Я сам скажу ему об этом.</w:t>
       </w:r>
     </w:p>
     <w:bookmarkEnd w:id="23"/>
@@ -1898,199 +1898,199 @@
         <w:pStyle w:val="FirstParagraph"/>
       </w:pPr>
       <w:r>
-        <w:t xml:space="preserve">ARTUR: Алексей? Это Артур. Бойко. Помнишь?</w:t>
-      </w:r>
-    </w:p>
-    <w:p>
-      <w:pPr>
-        <w:pStyle w:val="BodyText"/>
-      </w:pPr>
-      <w:r>
-        <w:t xml:space="preserve">ALEKSEY: Помню. Предупреждаю: разговор записывается. Слушаю тебя.</w:t>
-      </w:r>
-    </w:p>
-    <w:p>
-      <w:pPr>
-        <w:pStyle w:val="BodyText"/>
-      </w:pPr>
-      <w:r>
-        <w:t xml:space="preserve">ARTUR: Записывается. Ты стал серьёзным. Ладно, я по-хорошему. Мы же коллеги, восемь лет в одной фарме. Твои открытки пугают людей. Мои клиенты нервничают. Это нечестная конкуренция, Алексей.</w:t>
-      </w:r>
-    </w:p>
-    <w:p>
-      <w:pPr>
-        <w:pStyle w:val="BodyText"/>
-      </w:pPr>
-      <w:r>
-        <w:t xml:space="preserve">ALEKSEY: Мы не упоминали тебя. Нигде. Мы пишем, как проверить наш товар.</w:t>
-      </w:r>
-    </w:p>
-    <w:p>
-      <w:pPr>
-        <w:pStyle w:val="BodyText"/>
-      </w:pPr>
-      <w:r>
-        <w:t xml:space="preserve">ARTUR: Твой товар. Я вожу оригинальный корейский товар. Такой же, как твой, только дешевле. Это рынок. Ты сам когда-то говорил на планёрках: клиент выбирает, а не дистрибьютор.</w:t>
-      </w:r>
-    </w:p>
-    <w:p>
-      <w:pPr>
-        <w:pStyle w:val="BodyText"/>
-      </w:pPr>
-      <w:r>
-        <w:t xml:space="preserve">ALEKSEY: Клиент выбирает, когда знает, что выбирает. Номер две тысячи двести семь, семьсот восемнадцать. Был в губе у Дарьи из Подольска в полночь. Это тоже рынок, Артур?</w:t>
-      </w:r>
-    </w:p>
-    <w:p>
-      <w:pPr>
-        <w:pStyle w:val="BodyText"/>
-      </w:pPr>
-      <w:r>
-        <w:t xml:space="preserve">ARTUR: Я не знаю никакого семьсот восемнадцать. Я вожу оригинал. Документы у меня есть.</w:t>
-      </w:r>
-    </w:p>
-    <w:p>
-      <w:pPr>
-        <w:pStyle w:val="BodyText"/>
-      </w:pPr>
-      <w:r>
-        <w:t xml:space="preserve">ALEKSEY: Документы есть. Я эту фразу слышал на прошлой неделе. От Варшавы.</w:t>
-      </w:r>
-    </w:p>
-    <w:p>
-      <w:pPr>
-        <w:pStyle w:val="BodyText"/>
-      </w:pPr>
-      <w:r>
-        <w:t xml:space="preserve">ARTUR: Значит, ты и до Варшавы дошёл. Шустрый. Ладно. Скажу прямо. Ты написал заявления. Зря.</w:t>
-      </w:r>
-    </w:p>
-    <w:p>
-      <w:pPr>
-        <w:pStyle w:val="BodyText"/>
-      </w:pPr>
-      <w:r>
-        <w:t xml:space="preserve">ALEKSEY: Почему зря?</w:t>
-      </w:r>
-    </w:p>
-    <w:p>
-      <w:pPr>
-        <w:pStyle w:val="BodyText"/>
-      </w:pPr>
-      <w:r>
-        <w:t xml:space="preserve">ARTUR: Потому что у меня тоже есть юристы. И у меня есть люди, которые знают, сколько ты платишь врачам за обучение. Двадцать семь тысяч в день. Красивая цифра для журналиста. «Обучение» — или откат?</w:t>
-      </w:r>
-    </w:p>
-    <w:p>
-      <w:pPr>
-        <w:pStyle w:val="BodyText"/>
-      </w:pPr>
-      <w:r>
-        <w:t xml:space="preserve">ALEKSEY: Это по договору, по безналу, всем тренерам одинаково. Журналисту покажу сам. Все договоры.</w:t>
-      </w:r>
-    </w:p>
-    <w:p>
-      <w:pPr>
-        <w:pStyle w:val="BodyText"/>
-      </w:pPr>
-      <w:r>
-        <w:t xml:space="preserve">ARTUR: Покажешь. Только журналист сначала напишет, а потом спросит. Ты знаешь, как это работает.</w:t>
-      </w:r>
-    </w:p>
-    <w:p>
-      <w:pPr>
-        <w:pStyle w:val="BodyText"/>
-      </w:pPr>
-      <w:r>
-        <w:t xml:space="preserve">ALEKSEY: Знаю. Поэтому я сначала пишу правду туда, где её проверяют. А ты пишешь туда, где её никто не проверяет. В этом вся разница между нами.</w:t>
-      </w:r>
-    </w:p>
-    <w:p>
-      <w:pPr>
-        <w:pStyle w:val="BodyText"/>
-      </w:pPr>
-      <w:r>
-        <w:t xml:space="preserve">ARTUR: Красиво. Как всегда. Ты и в «Хельвемеде» был красивый. Принципиальный. А план делали мы.</w:t>
-      </w:r>
-    </w:p>
-    <w:p>
-      <w:pPr>
-        <w:pStyle w:val="BodyText"/>
-      </w:pPr>
-      <w:r>
-        <w:t xml:space="preserve">ALEKSEY: Артур, всё, что я хочу тебе сказать, я написал в заявлении. Больше мне нечего добавить.</w:t>
-      </w:r>
-    </w:p>
-    <w:p>
-      <w:pPr>
-        <w:pStyle w:val="BodyText"/>
-      </w:pPr>
-      <w:r>
-        <w:t xml:space="preserve">ARTUR: Удачи, Алексей. Я тебе это уже говорил.</w:t>
-      </w:r>
-    </w:p>
-    <w:p>
-      <w:pPr>
-        <w:pStyle w:val="BodyText"/>
-      </w:pPr>
-      <w:r>
-        <w:t xml:space="preserve">ALEKSEY: Говорил. Тогда она мне понадобилась. Сейчас — нет. До свидания.</w:t>
-      </w:r>
-    </w:p>
-    <w:p>
-      <w:pPr>
-        <w:pStyle w:val="BodyText"/>
-      </w:pPr>
-      <w:r>
-        <w:t xml:space="preserve">BORIS: Алексей? Ты звонишь в шесть вечера в пятницу. Значит, он позвонил.</w:t>
-      </w:r>
-    </w:p>
-    <w:p>
-      <w:pPr>
-        <w:pStyle w:val="BodyText"/>
-      </w:pPr>
-      <w:r>
-        <w:t xml:space="preserve">ALEKSEY: Позвонил. Как вы сказали. Сначала мягко, потом — журналисты и «откат» за обучение.</w:t>
-      </w:r>
-    </w:p>
-    <w:p>
-      <w:pPr>
-        <w:pStyle w:val="BodyText"/>
-      </w:pPr>
-      <w:r>
-        <w:t xml:space="preserve">BORIS: Записал?</w:t>
-      </w:r>
-    </w:p>
-    <w:p>
-      <w:pPr>
-        <w:pStyle w:val="BodyText"/>
-      </w:pPr>
-      <w:r>
-        <w:t xml:space="preserve">ALEKSEY: Записал. С предупреждением. Время, слова, всё.</w:t>
-      </w:r>
-    </w:p>
-    <w:p>
-      <w:pPr>
-        <w:pStyle w:val="BodyText"/>
-      </w:pPr>
-      <w:r>
-        <w:t xml:space="preserve">BORIS: Хорошо. Завтра — Зайцеву. Угроза журналистом — это тоже факт. Ты не испугался?</w:t>
-      </w:r>
-    </w:p>
-    <w:p>
-      <w:pPr>
-        <w:pStyle w:val="BodyText"/>
-      </w:pPr>
-      <w:r>
-        <w:t xml:space="preserve">ALEKSEY: Испугался. Но не за себя. За тренеров. Корнилову назовут «откатчицей» в газете.</w:t>
-      </w:r>
-    </w:p>
-    <w:p>
-      <w:pPr>
-        <w:pStyle w:val="BodyText"/>
-      </w:pPr>
-      <w:r>
-        <w:t xml:space="preserve">BORIS: Корнилова тридцать лет переживала худшее. Скажи ей сам. Сегодня. Не жди, пока она прочитает.</w:t>
+        <w:t xml:space="preserve">ARTUR: Алексей? Это Артур, Артур Бойко. Помнишь меня?</w:t>
+      </w:r>
+    </w:p>
+    <w:p>
+      <w:pPr>
+        <w:pStyle w:val="BodyText"/>
+      </w:pPr>
+      <w:r>
+        <w:t xml:space="preserve">ALEKSEY: Помню. Сразу предупреждаю: разговор записывается. Я тебя слушаю.</w:t>
+      </w:r>
+    </w:p>
+    <w:p>
+      <w:pPr>
+        <w:pStyle w:val="BodyText"/>
+      </w:pPr>
+      <w:r>
+        <w:t xml:space="preserve">ARTUR: Записывается? Ты стал серьёзным. Ладно, я по-хорошему. Мы же коллеги, восемь лет в одной фарме. Твои открытки пугают людей, и мои клиенты нервничают. Это нечестная конкуренция, Алексей, и ты сам это понимаешь.</w:t>
+      </w:r>
+    </w:p>
+    <w:p>
+      <w:pPr>
+        <w:pStyle w:val="BodyText"/>
+      </w:pPr>
+      <w:r>
+        <w:t xml:space="preserve">ALEKSEY: Мы нигде тебя не упоминали. Мы пишем только о том, как проверить наш товар.</w:t>
+      </w:r>
+    </w:p>
+    <w:p>
+      <w:pPr>
+        <w:pStyle w:val="BodyText"/>
+      </w:pPr>
+      <w:r>
+        <w:t xml:space="preserve">ARTUR: Твой товар… А я вожу оригинальный корейский товар, такой же, как твой, только дешевле. Это просто рынок, и ничего больше. Ты сам когда-то говорил на планёрках, что выбирает клиент, а не дистрибьютор.</w:t>
+      </w:r>
+    </w:p>
+    <w:p>
+      <w:pPr>
+        <w:pStyle w:val="BodyText"/>
+      </w:pPr>
+      <w:r>
+        <w:t xml:space="preserve">ALEKSEY: Клиент выбирает, когда знает, что он выбирает. Номер две тысячи двести семь, семьсот восемнадцать был в губе у Дарьи из Подольска в полночь. Это тоже рынок, Артур? Ответь мне честно.</w:t>
+      </w:r>
+    </w:p>
+    <w:p>
+      <w:pPr>
+        <w:pStyle w:val="BodyText"/>
+      </w:pPr>
+      <w:r>
+        <w:t xml:space="preserve">ARTUR: Я не знаю никакого семьсот восемнадцать. Я вожу оригинал, и документы у меня есть.</w:t>
+      </w:r>
+    </w:p>
+    <w:p>
+      <w:pPr>
+        <w:pStyle w:val="BodyText"/>
+      </w:pPr>
+      <w:r>
+        <w:t xml:space="preserve">ALEKSEY: «Документы есть»… Эту фразу я уже слышал на прошлой неделе, из Варшавы.</w:t>
+      </w:r>
+    </w:p>
+    <w:p>
+      <w:pPr>
+        <w:pStyle w:val="BodyText"/>
+      </w:pPr>
+      <w:r>
+        <w:t xml:space="preserve">ARTUR: Значит, ты и до Варшавы дошёл, шустрый. Ладно, скажу прямо: ты написал заявления, и сделал это зря.</w:t>
+      </w:r>
+    </w:p>
+    <w:p>
+      <w:pPr>
+        <w:pStyle w:val="BodyText"/>
+      </w:pPr>
+      <w:r>
+        <w:t xml:space="preserve">ALEKSEY: И почему же зря?</w:t>
+      </w:r>
+    </w:p>
+    <w:p>
+      <w:pPr>
+        <w:pStyle w:val="BodyText"/>
+      </w:pPr>
+      <w:r>
+        <w:t xml:space="preserve">ARTUR: Потому что у меня тоже есть юристы. И есть люди, которые знают, сколько ты платишь врачам за обучение: двадцать семь тысяч в день. Красивая цифра для журналиста, правда? Это «обучение» или откат?</w:t>
+      </w:r>
+    </w:p>
+    <w:p>
+      <w:pPr>
+        <w:pStyle w:val="BodyText"/>
+      </w:pPr>
+      <w:r>
+        <w:t xml:space="preserve">ALEKSEY: Это по договору, по безналу и всем тренерам одинаково. Журналисту я сам покажу все договоры.</w:t>
+      </w:r>
+    </w:p>
+    <w:p>
+      <w:pPr>
+        <w:pStyle w:val="BodyText"/>
+      </w:pPr>
+      <w:r>
+        <w:t xml:space="preserve">ARTUR: Покажешь, конечно. Только журналист сначала напишет, а потом спросит. Ты знаешь, как это работает.</w:t>
+      </w:r>
+    </w:p>
+    <w:p>
+      <w:pPr>
+        <w:pStyle w:val="BodyText"/>
+      </w:pPr>
+      <w:r>
+        <w:t xml:space="preserve">ALEKSEY: Знаю. Поэтому я сначала пишу правду туда, где её проверяют, а ты пишешь туда, где её никто не проверяет. В этом и есть вся разница между нами, Артур, и другой разницы нет.</w:t>
+      </w:r>
+    </w:p>
+    <w:p>
+      <w:pPr>
+        <w:pStyle w:val="BodyText"/>
+      </w:pPr>
+      <w:r>
+        <w:t xml:space="preserve">ARTUR: Красиво говоришь, как всегда. Ты и в «Хельвемеде» был красивый и принципиальный, а план делали мы.</w:t>
+      </w:r>
+    </w:p>
+    <w:p>
+      <w:pPr>
+        <w:pStyle w:val="BodyText"/>
+      </w:pPr>
+      <w:r>
+        <w:t xml:space="preserve">ALEKSEY: Артур, всё, что я хотел тебе сказать, я написал в заявлении, и больше мне добавить нечего.</w:t>
+      </w:r>
+    </w:p>
+    <w:p>
+      <w:pPr>
+        <w:pStyle w:val="BodyText"/>
+      </w:pPr>
+      <w:r>
+        <w:t xml:space="preserve">ARTUR: Удачи, Алексей. Я тебе это уже однажды говорил.</w:t>
+      </w:r>
+    </w:p>
+    <w:p>
+      <w:pPr>
+        <w:pStyle w:val="BodyText"/>
+      </w:pPr>
+      <w:r>
+        <w:t xml:space="preserve">ALEKSEY: Говорил. Тогда она мне понадобилась, а сейчас уже нет. До свидания.</w:t>
+      </w:r>
+    </w:p>
+    <w:p>
+      <w:pPr>
+        <w:pStyle w:val="BodyText"/>
+      </w:pPr>
+      <w:r>
+        <w:t xml:space="preserve">BORIS: Алексей? Ты звонишь в шесть вечера в пятницу, значит, он тебе позвонил.</w:t>
+      </w:r>
+    </w:p>
+    <w:p>
+      <w:pPr>
+        <w:pStyle w:val="BodyText"/>
+      </w:pPr>
+      <w:r>
+        <w:t xml:space="preserve">ALEKSEY: Позвонил, как вы и сказали. Сначала говорил мягко, а потом пошли журналисты и «откат» за обучение.</w:t>
+      </w:r>
+    </w:p>
+    <w:p>
+      <w:pPr>
+        <w:pStyle w:val="BodyText"/>
+      </w:pPr>
+      <w:r>
+        <w:t xml:space="preserve">BORIS: Ты записал разговор?</w:t>
+      </w:r>
+    </w:p>
+    <w:p>
+      <w:pPr>
+        <w:pStyle w:val="BodyText"/>
+      </w:pPr>
+      <w:r>
+        <w:t xml:space="preserve">ALEKSEY: Записал и предупредил его об этом. Там есть время, слова, всё.</w:t>
+      </w:r>
+    </w:p>
+    <w:p>
+      <w:pPr>
+        <w:pStyle w:val="BodyText"/>
+      </w:pPr>
+      <w:r>
+        <w:t xml:space="preserve">BORIS: Хорошо. Завтра отдай запись Зайцеву, потому что угроза журналистом — это тоже факт. Ты не испугался?</w:t>
+      </w:r>
+    </w:p>
+    <w:p>
+      <w:pPr>
+        <w:pStyle w:val="BodyText"/>
+      </w:pPr>
+      <w:r>
+        <w:t xml:space="preserve">ALEKSEY: Испугался, но не за себя, а за тренеров. Корнилову в газете назовут «откатчицей».</w:t>
+      </w:r>
+    </w:p>
+    <w:p>
+      <w:pPr>
+        <w:pStyle w:val="BodyText"/>
+      </w:pPr>
+      <w:r>
+        <w:t xml:space="preserve">BORIS: Корнилова за тридцать лет пережила и худшее. Скажи ей сам и сегодня, не жди, пока она это прочитает.</w:t>
       </w:r>
     </w:p>
     <w:bookmarkEnd w:id="24"/>
@@ -2108,39 +2108,39 @@
         <w:pStyle w:val="FirstParagraph"/>
       </w:pPr>
       <w:r>
-        <w:t xml:space="preserve">KORNILOVA: Откат. Двадцать семь тысяч в день за восемь часов на ногах с фантомом. Пусть напишет. Я приду к нему в редакцию с договором и с тетрадью оценок.</w:t>
-      </w:r>
-    </w:p>
-    <w:p>
-      <w:pPr>
-        <w:pStyle w:val="BodyText"/>
-      </w:pPr>
-      <w:r>
-        <w:t xml:space="preserve">IRINA: Все договоры тренеров — в одной папке. Одинаковая ставка. Ни процента с продаж.</w:t>
-      </w:r>
-    </w:p>
-    <w:p>
-      <w:pPr>
-        <w:pStyle w:val="BodyText"/>
-      </w:pPr>
-      <w:r>
-        <w:t xml:space="preserve">OLGA: Это он и не может понять. Что можно платить человеку не за продажи, а за то, что он умеет. Для Бойко это звучит как сказка или как ложь.</w:t>
-      </w:r>
-    </w:p>
-    <w:p>
-      <w:pPr>
-        <w:pStyle w:val="BodyText"/>
-      </w:pPr>
-      <w:r>
-        <w:t xml:space="preserve">DIMA: Алексей Николаевич. Кристина. Сообщение. Только что.</w:t>
-      </w:r>
-    </w:p>
-    <w:p>
-      <w:pPr>
-        <w:pStyle w:val="BodyText"/>
-      </w:pPr>
-      <w:r>
-        <w:t xml:space="preserve">ALEKSEY: Читайте.</w:t>
+        <w:t xml:space="preserve">KORNILOVA: Откат? Двадцать семь тысяч в день за восемь часов на ногах с фантомом? Пусть напишет. Я сама приду к нему в редакцию с договором и с тетрадью оценок, и пусть он мне в глаза это повторит.</w:t>
+      </w:r>
+    </w:p>
+    <w:p>
+      <w:pPr>
+        <w:pStyle w:val="BodyText"/>
+      </w:pPr>
+      <w:r>
+        <w:t xml:space="preserve">IRINA: Все договоры тренеров лежат в одной папке. Ставка у всех одинаковая, и нет ни одного процента с продаж.</w:t>
+      </w:r>
+    </w:p>
+    <w:p>
+      <w:pPr>
+        <w:pStyle w:val="BodyText"/>
+      </w:pPr>
+      <w:r>
+        <w:t xml:space="preserve">OLGA: Именно этого он и не может понять: что можно платить человеку не за продажи, а за то, что он умеет. Для Бойко это звучит как сказка или как ложь, третьего варианта для него просто нет.</w:t>
+      </w:r>
+    </w:p>
+    <w:p>
+      <w:pPr>
+        <w:pStyle w:val="BodyText"/>
+      </w:pPr>
+      <w:r>
+        <w:t xml:space="preserve">DIMA: Алексей Николаевич, только что пришло сообщение от Кристины.</w:t>
+      </w:r>
+    </w:p>
+    <w:p>
+      <w:pPr>
+        <w:pStyle w:val="BodyText"/>
+      </w:pPr>
+      <w:r>
+        <w:t xml:space="preserve">ALEKSEY: Читайте его вслух, Дима.</w:t>
       </w:r>
     </w:p>
     <w:p>
@@ -2156,47 +2156,47 @@
         <w:pStyle w:val="BodyText"/>
       </w:pPr>
       <w:r>
-        <w:t xml:space="preserve">OLGA: Нет. Это ловушка. Её канал, её публика, её правила.</w:t>
-      </w:r>
-    </w:p>
-    <w:p>
-      <w:pPr>
-        <w:pStyle w:val="BodyText"/>
-      </w:pPr>
-      <w:r>
-        <w:t xml:space="preserve">KIRILL: Да. Двенадцать тысяч человек, которые никогда не прочитают нашу открытку.</w:t>
-      </w:r>
-    </w:p>
-    <w:p>
-      <w:pPr>
-        <w:pStyle w:val="BodyText"/>
-      </w:pPr>
-      <w:r>
-        <w:t xml:space="preserve">IRINA: Это рядом с Бойко. Сегодня он звонит — завтра она приглашает. Совпадение?</w:t>
-      </w:r>
-    </w:p>
-    <w:p>
-      <w:pPr>
-        <w:pStyle w:val="BodyText"/>
-      </w:pPr>
-      <w:r>
-        <w:t xml:space="preserve">DIMA: Она написала «если не боитесь». Это не Бойко. Это она. Бойко пишет «администрация».</w:t>
-      </w:r>
-    </w:p>
-    <w:p>
-      <w:pPr>
-        <w:pStyle w:val="BodyText"/>
-      </w:pPr>
-      <w:r>
-        <w:t xml:space="preserve">KORNILOVA: Я бы пошла. Только не одна. С договором и с фотографией губы Дарьи.</w:t>
-      </w:r>
-    </w:p>
-    <w:p>
-      <w:pPr>
-        <w:pStyle w:val="BodyText"/>
-      </w:pPr>
-      <w:r>
-        <w:t xml:space="preserve">OLGA: Елена Викторовна, вы не понимаете, что такое прямой эфир. Там нельзя вычеркнуть красным.</w:t>
+        <w:t xml:space="preserve">OLGA: Нет, это ловушка. Там её канал, её публика и её правила.</w:t>
+      </w:r>
+    </w:p>
+    <w:p>
+      <w:pPr>
+        <w:pStyle w:val="BodyText"/>
+      </w:pPr>
+      <w:r>
+        <w:t xml:space="preserve">KIRILL: А я думаю, что да. Там двенадцать тысяч человек, которые никогда не прочитают нашу открытку.</w:t>
+      </w:r>
+    </w:p>
+    <w:p>
+      <w:pPr>
+        <w:pStyle w:val="BodyText"/>
+      </w:pPr>
+      <w:r>
+        <w:t xml:space="preserve">IRINA: Это слишком близко к Бойко. Сегодня он звонит, а завтра она приглашает. Разве это совпадение?</w:t>
+      </w:r>
+    </w:p>
+    <w:p>
+      <w:pPr>
+        <w:pStyle w:val="BodyText"/>
+      </w:pPr>
+      <w:r>
+        <w:t xml:space="preserve">DIMA: Она написала «если не боитесь», а значит, это не Бойко, а она сама. Бойко подписывается «администрация».</w:t>
+      </w:r>
+    </w:p>
+    <w:p>
+      <w:pPr>
+        <w:pStyle w:val="BodyText"/>
+      </w:pPr>
+      <w:r>
+        <w:t xml:space="preserve">KORNILOVA: Я бы пошла, только не одна, а с договором и с фотографией губы Дарьи.</w:t>
+      </w:r>
+    </w:p>
+    <w:p>
+      <w:pPr>
+        <w:pStyle w:val="BodyText"/>
+      </w:pPr>
+      <w:r>
+        <w:t xml:space="preserve">OLGA: Елена Викторовна, вы просто не понимаете, что такое прямой эфир. Там нельзя ничего вычеркнуть красным.</w:t>
       </w:r>
     </w:p>
     <w:p>
@@ -2212,15 +2212,15 @@
         <w:pStyle w:val="BodyText"/>
       </w:pPr>
       <w:r>
-        <w:t xml:space="preserve">OLGA: Алексей…</w:t>
-      </w:r>
-    </w:p>
-    <w:p>
-      <w:pPr>
-        <w:pStyle w:val="BodyText"/>
-      </w:pPr>
-      <w:r>
-        <w:t xml:space="preserve">ALEKSEY: Дима, напишите ей: «Приду. В пятницу. С врачом».</w:t>
+        <w:t xml:space="preserve">OLGA: Алексей, подумайте ещё раз…</w:t>
+      </w:r>
+    </w:p>
+    <w:p>
+      <w:pPr>
+        <w:pStyle w:val="BodyText"/>
+      </w:pPr>
+      <w:r>
+        <w:t xml:space="preserve">ALEKSEY: Дима, напишите ей так: «Приду. В пятницу. С врачом».</w:t>
       </w:r>
     </w:p>
     <w:p>
@@ -3047,7 +3047,7 @@
         <w:t xml:space="preserve">“</w:t>
       </w:r>
       <w:r>
-        <w:t xml:space="preserve">Ирина, Дарья не спрашивала, чей гель. Она спрашивала, что делать с губой. В полночь, одна, с телефоном в руке. Нам нужно ответить на её вопрос, а не на наш.</w:t>
+        <w:t xml:space="preserve">Ирина, Дарья не спрашивала, чей гель. Она спрашивала, что делать с губой. В полночь, одна, с телефоном в руке. Нам нужно ответить на её вопрос, а не на наш, иначе вся наша бумага ничего не стоит.</w:t>
       </w:r>
       <w:r>
         <w:t xml:space="preserve">”</w:t>
@@ -3241,7 +3241,7 @@
               <w:jc w:val="left"/>
             </w:pPr>
             <w:r>
-              <w:t xml:space="preserve">Нам нужно ответить на её вопрос, а не на наш.</w:t>
+              <w:t xml:space="preserve">Нам нужно ответить на её вопрос, а не на наш</w:t>
             </w:r>
           </w:p>
         </w:tc>
@@ -3254,6 +3254,44 @@
             </w:pPr>
             <w:r>
               <w:t xml:space="preserve">нужно + 여격, а не 대조</w:t>
+            </w:r>
+          </w:p>
+        </w:tc>
+      </w:tr>
+      <w:tr>
+        <w:tc>
+          <w:tcPr/>
+          <w:p>
+            <w:pPr>
+              <w:pStyle w:val="Compact"/>
+              <w:jc w:val="left"/>
+            </w:pPr>
+            <w:r>
+              <w:t xml:space="preserve">⑤ 경고</w:t>
+            </w:r>
+          </w:p>
+        </w:tc>
+        <w:tc>
+          <w:tcPr/>
+          <w:p>
+            <w:pPr>
+              <w:pStyle w:val="Compact"/>
+              <w:jc w:val="left"/>
+            </w:pPr>
+            <w:r>
+              <w:t xml:space="preserve">…иначе вся наша бумага ничего не стоит.</w:t>
+            </w:r>
+          </w:p>
+        </w:tc>
+        <w:tc>
+          <w:tcPr/>
+          <w:p>
+            <w:pPr>
+              <w:pStyle w:val="Compact"/>
+              <w:jc w:val="left"/>
+            </w:pPr>
+            <w:r>
+              <w:t xml:space="preserve">иначе(그렇지 않으면) + 부정</w:t>
             </w:r>
           </w:p>
         </w:tc>
@@ -3277,7 +3315,7 @@
         <w:t xml:space="preserve">“</w:t>
       </w:r>
       <w:r>
-        <w:t xml:space="preserve">X не спрашивал(а), … Он(а) спрашивал(а), … Нам нужно ответить на его/её вопрос, а не на наш.</w:t>
+        <w:t xml:space="preserve">X не спрашивал(а), … Он(а) спрашивал(а), … Нам нужно ответить на его/её вопрос, а не на наш, иначе…</w:t>
       </w:r>
       <w:r>
         <w:t xml:space="preserve">”</w:t>
@@ -3296,7 +3334,7 @@
         <w:t xml:space="preserve"> </w:t>
       </w:r>
       <w:r>
-        <w:t xml:space="preserve">не… а · а не · нам нужно</w:t>
+        <w:t xml:space="preserve">не… а · а не · нам нужно · иначе</w:t>
       </w:r>
       <w:r>
         <w:t xml:space="preserve"> </w:t>
@@ -3312,7 +3350,7 @@
         <w:t xml:space="preserve"> </w:t>
       </w:r>
       <w:r>
-        <w:t xml:space="preserve">고객 관점에서 문서를 다시 써야 하는 이유를 25~30단어로 설명하기.</w:t>
+        <w:t xml:space="preserve">고객 관점에서 문서를 다시 써야 하는 이유를 30~50단어로 설명하기.</w:t>
       </w:r>
     </w:p>
     <w:bookmarkEnd w:id="30"/>
@@ -3822,119 +3860,119 @@
         <w:pStyle w:val="FirstParagraph"/>
       </w:pPr>
       <w:r>
-        <w:t xml:space="preserve">올가: 초안이에요. 두 쪽. 단어 하나하나 자이체프가 확인했어요.</w:t>
-      </w:r>
-    </w:p>
-    <w:p>
-      <w:pPr>
-        <w:pStyle w:val="BodyText"/>
-      </w:pPr>
-      <w:r>
-        <w:t xml:space="preserve">코르닐로바: 두 쪽. 올가 페트로브나, 환자는 이걸 안 읽어요.</w:t>
-      </w:r>
-    </w:p>
-    <w:p>
-      <w:pPr>
-        <w:pStyle w:val="BodyText"/>
-      </w:pPr>
-      <w:r>
-        <w:t xml:space="preserve">올가: 의사들은 읽어요.</w:t>
-      </w:r>
-    </w:p>
-    <w:p>
-      <w:pPr>
-        <w:pStyle w:val="BodyText"/>
-      </w:pPr>
-      <w:r>
-        <w:t xml:space="preserve">코르닐로바: 의사들은 첫 문단을 읽죠. 환자들은 첫 줄. 마스터들은 그림.</w:t>
-      </w:r>
-    </w:p>
-    <w:p>
-      <w:pPr>
-        <w:pStyle w:val="BodyText"/>
-      </w:pPr>
-      <w:r>
-        <w:t xml:space="preserve">이리나: 독자 셋. 글 셋. 일이 세 배네요.</w:t>
-      </w:r>
-    </w:p>
-    <w:p>
-      <w:pPr>
-        <w:pStyle w:val="BodyText"/>
-      </w:pPr>
-      <w:r>
-        <w:t xml:space="preserve">키릴: 해도 돼요? 환자용은 한 문장이면 충분해요. 나머지는 더 알고 싶은 사람용으로.</w:t>
-      </w:r>
-    </w:p>
-    <w:p>
-      <w:pPr>
-        <w:pStyle w:val="BodyText"/>
-      </w:pPr>
-      <w:r>
-        <w:t xml:space="preserve">올가: 어떤 문장이요?</w:t>
-      </w:r>
-    </w:p>
-    <w:p>
-      <w:pPr>
-        <w:pStyle w:val="BodyText"/>
-      </w:pPr>
-      <w:r>
-        <w:t xml:space="preserve">키릴: 「일련번호를 확인하세요」. 세 단어. 끝.</w:t>
-      </w:r>
-    </w:p>
-    <w:p>
-      <w:pPr>
-        <w:pStyle w:val="BodyText"/>
-      </w:pPr>
-      <w:r>
-        <w:t xml:space="preserve">코르닐로바: 나쁘지 않네요. 그런데 「확인하세요」 — 어디서? 어떻게? 환자는 일련번호가 뭔지 몰라요.</w:t>
-      </w:r>
-    </w:p>
-    <w:p>
-      <w:pPr>
-        <w:pStyle w:val="BodyText"/>
-      </w:pPr>
-      <w:r>
-        <w:t xml:space="preserve">키릴: 그럼 그림. 주사기, 번호를 가리키는 화살표. 그리고 상담선 전화번호.</w:t>
-      </w:r>
-    </w:p>
-    <w:p>
-      <w:pPr>
-        <w:pStyle w:val="BodyText"/>
-      </w:pPr>
-      <w:r>
-        <w:t xml:space="preserve">알렉세이: 키릴, 일주일 전엔 텔레그램 전체에 소리치고 싶어 했잖아.</w:t>
-      </w:r>
-    </w:p>
-    <w:p>
-      <w:pPr>
-        <w:pStyle w:val="BodyText"/>
-      </w:pPr>
-      <w:r>
-        <w:t xml:space="preserve">키릴: 그랬죠. 이젠 들리게 하고 싶어요. 다른 거예요. 올가 페트로브나가 가르쳐 줬어요.</w:t>
-      </w:r>
-    </w:p>
-    <w:p>
-      <w:pPr>
-        <w:pStyle w:val="BodyText"/>
-      </w:pPr>
-      <w:r>
-        <w:t xml:space="preserve">올가: 내가요? 가르친 기억이 없는데.</w:t>
-      </w:r>
-    </w:p>
-    <w:p>
-      <w:pPr>
-        <w:pStyle w:val="BodyText"/>
-      </w:pPr>
-      <w:r>
-        <w:t xml:space="preserve">키릴: 시끄러운 건 신문에 보내는 편지 한 통이라고 하셨잖아요. 알았어요: 시끄럽다고 들리는 건 아니에요.</w:t>
-      </w:r>
-    </w:p>
-    <w:p>
-      <w:pPr>
-        <w:pStyle w:val="BodyText"/>
-      </w:pPr>
-      <w:r>
-        <w:t xml:space="preserve">올가: 적어요, 이리나. 키릴이 동의했어요. 날짜와 함께.</w:t>
+        <w:t xml:space="preserve">올가: 경고문 초안이에요. 두 쪽이고, 단어 하나하나 자이체프가 확인했어요.</w:t>
+      </w:r>
+    </w:p>
+    <w:p>
+      <w:pPr>
+        <w:pStyle w:val="BodyText"/>
+      </w:pPr>
+      <w:r>
+        <w:t xml:space="preserve">코르닐로바: 두 쪽이요? 올가 페트로브나, 환자는 이런 걸 절대 안 읽어요.</w:t>
+      </w:r>
+    </w:p>
+    <w:p>
+      <w:pPr>
+        <w:pStyle w:val="BodyText"/>
+      </w:pPr>
+      <w:r>
+        <w:t xml:space="preserve">올가: 대신 의사들은 읽을 거예요, 확신해요.</w:t>
+      </w:r>
+    </w:p>
+    <w:p>
+      <w:pPr>
+        <w:pStyle w:val="BodyText"/>
+      </w:pPr>
+      <w:r>
+        <w:t xml:space="preserve">코르닐로바: 의사들은 첫 문단을 읽고, 환자들은 첫 줄을 읽고, 마스터들은 그림만 볼 거예요.</w:t>
+      </w:r>
+    </w:p>
+    <w:p>
+      <w:pPr>
+        <w:pStyle w:val="BodyText"/>
+      </w:pPr>
+      <w:r>
+        <w:t xml:space="preserve">이리나: 그럼 독자가 셋이고 글도 세 개가 필요하네요. 일이 세 배예요.</w:t>
+      </w:r>
+    </w:p>
+    <w:p>
+      <w:pPr>
+        <w:pStyle w:val="BodyText"/>
+      </w:pPr>
+      <w:r>
+        <w:t xml:space="preserve">키릴: 제가 말해도 돼요? 환자용은 한 문장이면 충분하고, 나머지는 더 알고 싶은 사람용으로 두면 돼요.</w:t>
+      </w:r>
+    </w:p>
+    <w:p>
+      <w:pPr>
+        <w:pStyle w:val="BodyText"/>
+      </w:pPr>
+      <w:r>
+        <w:t xml:space="preserve">올가: 그래서 어떤 문장이면 충분하다는 거예요?</w:t>
+      </w:r>
+    </w:p>
+    <w:p>
+      <w:pPr>
+        <w:pStyle w:val="BodyText"/>
+      </w:pPr>
+      <w:r>
+        <w:t xml:space="preserve">키릴: 「일련번호를 확인하세요」. 딱 세 단어, 그 이상은 필요 없어요.</w:t>
+      </w:r>
+    </w:p>
+    <w:p>
+      <w:pPr>
+        <w:pStyle w:val="BodyText"/>
+      </w:pPr>
+      <w:r>
+        <w:t xml:space="preserve">코르닐로바: 나쁘지 않네요. 그런데 어디서, 어떻게 확인해요? 환자는 일련번호가 뭔지도 몰라요.</w:t>
+      </w:r>
+    </w:p>
+    <w:p>
+      <w:pPr>
+        <w:pStyle w:val="BodyText"/>
+      </w:pPr>
+      <w:r>
+        <w:t xml:space="preserve">키릴: 그럼 그림이 필요해요. 주사기와 번호를 가리키는 화살표, 그리고 옆에 상담선 전화번호.</w:t>
+      </w:r>
+    </w:p>
+    <w:p>
+      <w:pPr>
+        <w:pStyle w:val="BodyText"/>
+      </w:pPr>
+      <w:r>
+        <w:t xml:space="preserve">알렉세이: 키릴, 일주일 전엔 이걸 텔레그램 전체에 소리치고 싶어 했잖아.</w:t>
+      </w:r>
+    </w:p>
+    <w:p>
+      <w:pPr>
+        <w:pStyle w:val="BodyText"/>
+      </w:pPr>
+      <w:r>
+        <w:t xml:space="preserve">키릴: 그랬죠. 하지만 이젠 들리게 하고 싶어요, 그건 다른 거예요. 올가 페트로브나가 가르쳐 줬어요.</w:t>
+      </w:r>
+    </w:p>
+    <w:p>
+      <w:pPr>
+        <w:pStyle w:val="BodyText"/>
+      </w:pPr>
+      <w:r>
+        <w:t xml:space="preserve">올가: 내가요? 그런 걸 가르친 기억이 없는데요.</w:t>
+      </w:r>
+    </w:p>
+    <w:p>
+      <w:pPr>
+        <w:pStyle w:val="BodyText"/>
+      </w:pPr>
+      <w:r>
+        <w:t xml:space="preserve">키릴: 시끄러운 건 신문에 보내는 편지 한 통이라고 하셨잖아요. 그래서 알았어요: 시끄럽다고 들리는 건 아니에요.</w:t>
+      </w:r>
+    </w:p>
+    <w:p>
+      <w:pPr>
+        <w:pStyle w:val="BodyText"/>
+      </w:pPr>
+      <w:r>
+        <w:t xml:space="preserve">올가: 이리나, 적어 줘요. 키릴이 동의했어요. 날짜도 꼭 같이요.</w:t>
       </w:r>
     </w:p>
     <w:bookmarkEnd w:id="33"/>
@@ -3952,7 +3990,7 @@
         <w:pStyle w:val="FirstParagraph"/>
       </w:pPr>
       <w:r>
-        <w:t xml:space="preserve">이리나: 적었어요. 의사들부터 시작해요. 올가, 첫 문단.</w:t>
+        <w:t xml:space="preserve">이리나: 적었어요. 의사들부터 시작하죠. 올가, 첫 문단 읽어 줘요.</w:t>
       </w:r>
     </w:p>
     <w:p>
@@ -3968,7 +4006,7 @@
         <w:pStyle w:val="BodyText"/>
       </w:pPr>
       <w:r>
-        <w:t xml:space="preserve">코르닐로바: 「사례가 확인되었습니다」. 끝까지 읽지 말라고 쓰는 문장이네요.</w:t>
+        <w:t xml:space="preserve">코르닐로바: 「사례가 확인되었습니다」… 끝까지 읽지 말라고 쓰는 문장이네요.</w:t>
       </w:r>
     </w:p>
     <w:p>
@@ -3984,55 +4022,55 @@
         <w:pStyle w:val="BodyText"/>
       </w:pPr>
       <w:r>
-        <w:t xml:space="preserve">코르닐로바: 그럼 두 번째 문장은 — 의사용. 오늘, 진료실에서 무엇을 할지.</w:t>
-      </w:r>
-    </w:p>
-    <w:p>
-      <w:pPr>
-        <w:pStyle w:val="BodyText"/>
-      </w:pPr>
-      <w:r>
-        <w:t xml:space="preserve">알렉세이: 세 가지 표지. 러시아어 스티커. 등록증 번호. 주사기의 일련번호.</w:t>
-      </w:r>
-    </w:p>
-    <w:p>
-      <w:pPr>
-        <w:pStyle w:val="BodyText"/>
-      </w:pPr>
-      <w:r>
-        <w:t xml:space="preserve">올가: 그리고 네 번째. 상담선에서 번호 확인. 「있다」가 아니라 「어디」. 이리나, 이거 돼요?</w:t>
-      </w:r>
-    </w:p>
-    <w:p>
-      <w:pPr>
-        <w:pStyle w:val="BodyText"/>
-      </w:pPr>
-      <w:r>
-        <w:t xml:space="preserve">이리나: 오늘부터 — 돼요. 사이트에 양식. 번호, 도시, 클리닉. 모든 조회가 기록돼요.</w:t>
-      </w:r>
-    </w:p>
-    <w:p>
-      <w:pPr>
-        <w:pStyle w:val="BodyText"/>
-      </w:pPr>
-      <w:r>
-        <w:t xml:space="preserve">디마: 번호 하나를 두 도시에서 조회하면 — 상담선이 알아요?</w:t>
-      </w:r>
-    </w:p>
-    <w:p>
-      <w:pPr>
-        <w:pStyle w:val="BodyText"/>
-      </w:pPr>
-      <w:r>
-        <w:t xml:space="preserve">이리나: 알아요. 표가 그 줄을 빨갛게 칠해요. 아직은 표. 3월엔 — 시스템.</w:t>
-      </w:r>
-    </w:p>
-    <w:p>
-      <w:pPr>
-        <w:pStyle w:val="BodyText"/>
-      </w:pPr>
-      <w:r>
-        <w:t xml:space="preserve">코르닐로바: 좋아요. 이제 환자. 한 줄, 키릴. 읽어요.</w:t>
+        <w:t xml:space="preserve">코르닐로바: 그럼 두 번째 문장은 의사용으로 해요. 오늘 자기 진료실에서 뭘 해야 하는지.</w:t>
+      </w:r>
+    </w:p>
+    <w:p>
+      <w:pPr>
+        <w:pStyle w:val="BodyText"/>
+      </w:pPr>
+      <w:r>
+        <w:t xml:space="preserve">알렉세이: 표지는 세 가지예요. 러시아어 스티커, 등록증 번호, 주사기의 일련번호.</w:t>
+      </w:r>
+    </w:p>
+    <w:p>
+      <w:pPr>
+        <w:pStyle w:val="BodyText"/>
+      </w:pPr>
+      <w:r>
+        <w:t xml:space="preserve">올가: 그리고 네 번째, 상담선에서 번호 확인. 「있다」가 아니라 「어디」. 이리나, 이거 벌써 돼요?</w:t>
+      </w:r>
+    </w:p>
+    <w:p>
+      <w:pPr>
+        <w:pStyle w:val="BodyText"/>
+      </w:pPr>
+      <w:r>
+        <w:t xml:space="preserve">이리나: 오늘부터 돼요. 사이트에 번호, 도시, 클리닉을 넣는 양식이 있고, 모든 조회가 기록돼요.</w:t>
+      </w:r>
+    </w:p>
+    <w:p>
+      <w:pPr>
+        <w:pStyle w:val="BodyText"/>
+      </w:pPr>
+      <w:r>
+        <w:t xml:space="preserve">디마: 번호 하나를 두 도시에서 조회하면 상담선이 알 수 있어요?</w:t>
+      </w:r>
+    </w:p>
+    <w:p>
+      <w:pPr>
+        <w:pStyle w:val="BodyText"/>
+      </w:pPr>
+      <w:r>
+        <w:t xml:space="preserve">이리나: 알아요, 표가 그 줄을 빨갛게 칠하거든요. 아직은 표지만 3월엔 시스템이 될 거예요.</w:t>
+      </w:r>
+    </w:p>
+    <w:p>
+      <w:pPr>
+        <w:pStyle w:val="BodyText"/>
+      </w:pPr>
+      <w:r>
+        <w:t xml:space="preserve">코르닐로바: 좋아요. 이제 환자용이요. 키릴, 그 한 줄 읽어 줘요.</w:t>
       </w:r>
     </w:p>
     <w:p>
@@ -4048,87 +4086,87 @@
         <w:pStyle w:val="BodyText"/>
       </w:pPr>
       <w:r>
-        <w:t xml:space="preserve">코르닐로바: 상자를 보여 달라고 하세요. 좋아요. 환자들은 묻기를 부끄러워해요. 그 권리를 줘야 해요.</w:t>
-      </w:r>
-    </w:p>
-    <w:p>
-      <w:pPr>
-        <w:pStyle w:val="BodyText"/>
-      </w:pPr>
-      <w:r>
-        <w:t xml:space="preserve">올가: 「위조품」이라는 말 없이?</w:t>
-      </w:r>
-    </w:p>
-    <w:p>
-      <w:pPr>
-        <w:pStyle w:val="BodyText"/>
-      </w:pPr>
-      <w:r>
-        <w:t xml:space="preserve">키릴: 없이요. 「싸다」도, 「위험하다」도, 이름도 없이. 무엇을 할지만.</w:t>
-      </w:r>
-    </w:p>
-    <w:p>
-      <w:pPr>
-        <w:pStyle w:val="BodyText"/>
-      </w:pPr>
-      <w:r>
-        <w:t xml:space="preserve">코르닐로바: 하나가 빠졌어요. 가장 중요한 거.</w:t>
-      </w:r>
-    </w:p>
-    <w:p>
-      <w:pPr>
-        <w:pStyle w:val="BodyText"/>
-      </w:pPr>
-      <w:r>
-        <w:t xml:space="preserve">알렉세이: 뭐죠?</w:t>
-      </w:r>
-    </w:p>
-    <w:p>
-      <w:pPr>
-        <w:pStyle w:val="BodyText"/>
-      </w:pPr>
-      <w:r>
-        <w:t xml:space="preserve">코르닐로바: 「주사 후 피부가 하얘지면 — 바로 전화하세요. 아침을 기다리지 마세요. 마사지하지 마세요」. 이건 크게. 번호보다 크게.</w:t>
-      </w:r>
-    </w:p>
-    <w:p>
-      <w:pPr>
-        <w:pStyle w:val="BodyText"/>
-      </w:pPr>
-      <w:r>
-        <w:t xml:space="preserve">이리나: 그건 이제 상품 경고가 아니라 의료 조언이에요.</w:t>
-      </w:r>
-    </w:p>
-    <w:p>
-      <w:pPr>
-        <w:pStyle w:val="BodyText"/>
-      </w:pPr>
-      <w:r>
-        <w:t xml:space="preserve">코르닐로바: 이리나, 다리야는 누구 젤이냐고 묻지 않았어요. 입술을 어떻게 하냐고 물었죠. 한밤중에, 혼자, 전화기를 쥐고. 우린 우리 질문이 아니라 그 사람 질문에 답해야 해요.</w:t>
-      </w:r>
-    </w:p>
-    <w:p>
-      <w:pPr>
-        <w:pStyle w:val="BodyText"/>
-      </w:pPr>
-      <w:r>
-        <w:t xml:space="preserve">올가: 괜찮아요. 광고도 고발도 아니에요. 안전 안내예요. 자이체프가 통과시킬 거예요.</w:t>
-      </w:r>
-    </w:p>
-    <w:p>
-      <w:pPr>
-        <w:pStyle w:val="BodyText"/>
-      </w:pPr>
-      <w:r>
-        <w:t xml:space="preserve">디마: 마스터들은요? 크리스티나와 그 100명? 그들에게도요?</w:t>
-      </w:r>
-    </w:p>
-    <w:p>
-      <w:pPr>
-        <w:pStyle w:val="BodyText"/>
-      </w:pPr>
-      <w:r>
-        <w:t xml:space="preserve">알렉세이: 그들에게 — 특히. 의사는 아니지만 하얀 점을 제일 먼저 보는 사람들이야.</w:t>
+        <w:t xml:space="preserve">코르닐로바: 「상자를 보여 달라고 하세요」, 좋아요. 환자들은 묻기를 부끄러워하니까 그 권리를 줘야 해요.</w:t>
+      </w:r>
+    </w:p>
+    <w:p>
+      <w:pPr>
+        <w:pStyle w:val="BodyText"/>
+      </w:pPr>
+      <w:r>
+        <w:t xml:space="preserve">올가: 그걸 전부 「위조품」이라는 말 없이요?</w:t>
+      </w:r>
+    </w:p>
+    <w:p>
+      <w:pPr>
+        <w:pStyle w:val="BodyText"/>
+      </w:pPr>
+      <w:r>
+        <w:t xml:space="preserve">키릴: 네, 없이요. 「싸다」도, 「위험하다」도, 이름도 없이, 무엇을 해야 하는지만요.</w:t>
+      </w:r>
+    </w:p>
+    <w:p>
+      <w:pPr>
+        <w:pStyle w:val="BodyText"/>
+      </w:pPr>
+      <w:r>
+        <w:t xml:space="preserve">코르닐로바: 그런데 하나가 빠졌어요. 가장 중요한 거요.</w:t>
+      </w:r>
+    </w:p>
+    <w:p>
+      <w:pPr>
+        <w:pStyle w:val="BodyText"/>
+      </w:pPr>
+      <w:r>
+        <w:t xml:space="preserve">알렉세이: 정확히 뭐가 빠졌어요, 옐레나 빅토로브나?</w:t>
+      </w:r>
+    </w:p>
+    <w:p>
+      <w:pPr>
+        <w:pStyle w:val="BodyText"/>
+      </w:pPr>
+      <w:r>
+        <w:t xml:space="preserve">코르닐로바: 「주사 후 피부가 하얘지면 — 바로 전화하세요. 아침을 기다리지 마세요. 마사지하지 마세요」. 이건 크게, 상담선 번호보다 더 크게 써야 해요.</w:t>
+      </w:r>
+    </w:p>
+    <w:p>
+      <w:pPr>
+        <w:pStyle w:val="BodyText"/>
+      </w:pPr>
+      <w:r>
+        <w:t xml:space="preserve">이리나: 하지만 그건 이제 상품 경고가 아니라 의료 조언이에요.</w:t>
+      </w:r>
+    </w:p>
+    <w:p>
+      <w:pPr>
+        <w:pStyle w:val="BodyText"/>
+      </w:pPr>
+      <w:r>
+        <w:t xml:space="preserve">코르닐로바: 이리나, 다리야는 누구 젤이냐고 묻지 않았어요. 입술을 어떻게 하냐고 물었죠. 한밤중에, 혼자, 전화기를 쥐고. 우린 우리 질문이 아니라 그 사람 질문에 답해야 해요. 안 그러면 우리 종이는 아무 가치가 없어요.</w:t>
+      </w:r>
+    </w:p>
+    <w:p>
+      <w:pPr>
+        <w:pStyle w:val="BodyText"/>
+      </w:pPr>
+      <w:r>
+        <w:t xml:space="preserve">올가: 그건 괜찮아요. 광고도 고발도 아니고 안전 안내니까, 자이체프가 통과시킬 거예요.</w:t>
+      </w:r>
+    </w:p>
+    <w:p>
+      <w:pPr>
+        <w:pStyle w:val="BodyText"/>
+      </w:pPr>
+      <w:r>
+        <w:t xml:space="preserve">디마: 마스터들은요? 크리스티나와 그 100명이요? 그들에게도 써요?</w:t>
+      </w:r>
+    </w:p>
+    <w:p>
+      <w:pPr>
+        <w:pStyle w:val="BodyText"/>
+      </w:pPr>
+      <w:r>
+        <w:t xml:space="preserve">알렉세이: 그들에게 특히. 의사는 아니지만 하얀 점을 제일 먼저 보는 게 바로 그들이니까.</w:t>
       </w:r>
     </w:p>
     <w:p>
@@ -4144,87 +4182,87 @@
         <w:pStyle w:val="BodyText"/>
       </w:pPr>
       <w:r>
-        <w:t xml:space="preserve">알렉세이: 허락하는 게 아니에요. 이미 놓았다면 뭘 해야 하는지 말하는 거예요. 다른 거죠.</w:t>
-      </w:r>
-    </w:p>
-    <w:p>
-      <w:pPr>
-        <w:pStyle w:val="BodyText"/>
-      </w:pPr>
-      <w:r>
-        <w:t xml:space="preserve">코르닐로바: 그날 밤 내가 말한 대로. 주사는 안 가르친다. 위험을 알아보는 법은 가르친다.</w:t>
-      </w:r>
-    </w:p>
-    <w:p>
-      <w:pPr>
-        <w:pStyle w:val="BodyText"/>
-      </w:pPr>
-      <w:r>
-        <w:t xml:space="preserve">올가: 그럼 문구는: 「고객에게서 이런 것을 보면 — 즉시 전화하세요」. 「시술」이라는 말 없이.</w:t>
-      </w:r>
-    </w:p>
-    <w:p>
-      <w:pPr>
-        <w:pStyle w:val="BodyText"/>
-      </w:pPr>
-      <w:r>
-        <w:t xml:space="preserve">이리나: 글 셋. 의사에겐 — 한 쪽. 환자에겐 — 엽서. 마스터에겐 — 번호가 있는 그림.</w:t>
-      </w:r>
-    </w:p>
-    <w:p>
-      <w:pPr>
-        <w:pStyle w:val="BodyText"/>
-      </w:pPr>
-      <w:r>
-        <w:t xml:space="preserve">키릴: 그리고 하나 더. 다리야. 그 이야기를 써도 될까요? 이름 없이, 얼굴 없이. 목소리로.</w:t>
-      </w:r>
-    </w:p>
-    <w:p>
-      <w:pPr>
-        <w:pStyle w:val="BodyText"/>
-      </w:pPr>
-      <w:r>
-        <w:t xml:space="preserve">코르닐로바: 본인이 원할 때만. 그리고 마지막 진찰 뒤에만.</w:t>
-      </w:r>
-    </w:p>
-    <w:p>
-      <w:pPr>
-        <w:pStyle w:val="BodyText"/>
-      </w:pPr>
-      <w:r>
-        <w:t xml:space="preserve">알렉세이: 물어볼게. 금요일에 마지막 진찰이 있어.</w:t>
-      </w:r>
-    </w:p>
-    <w:p>
-      <w:pPr>
-        <w:pStyle w:val="BodyText"/>
-      </w:pPr>
-      <w:r>
-        <w:t xml:space="preserve">키릴: 「아니요」라고 하면 — 이야기는 없어요. 규칙 알았어요.</w:t>
-      </w:r>
-    </w:p>
-    <w:p>
-      <w:pPr>
-        <w:pStyle w:val="BodyText"/>
-      </w:pPr>
-      <w:r>
-        <w:t xml:space="preserve">올가: 일주일 만에 많이 알았네요, 키릴. 슬슬 걱정되기 시작해요.</w:t>
-      </w:r>
-    </w:p>
-    <w:p>
-      <w:pPr>
-        <w:pStyle w:val="BodyText"/>
-      </w:pPr>
-      <w:r>
-        <w:t xml:space="preserve">키릴: 왜요?</w:t>
-      </w:r>
-    </w:p>
-    <w:p>
-      <w:pPr>
-        <w:pStyle w:val="BodyText"/>
-      </w:pPr>
-      <w:r>
-        <w:t xml:space="preserve">올가: 곧 당신과 진지하게 싸워야 할 테니까요.</w:t>
+        <w:t xml:space="preserve">알렉세이: 허락하는 게 아니에요. 이미 놓았다면 뭘 해야 하는지 말하는 거고, 그건 완전히 다른 거죠.</w:t>
+      </w:r>
+    </w:p>
+    <w:p>
+      <w:pPr>
+        <w:pStyle w:val="BodyText"/>
+      </w:pPr>
+      <w:r>
+        <w:t xml:space="preserve">코르닐로바: 그날 밤 내가 말한 대로예요. 주사는 안 가르치고, 위험을 알아보는 법은 가르친다.</w:t>
+      </w:r>
+    </w:p>
+    <w:p>
+      <w:pPr>
+        <w:pStyle w:val="BodyText"/>
+      </w:pPr>
+      <w:r>
+        <w:t xml:space="preserve">올가: 그럼 문구는 이렇게 해요: 「고객에게서 이런 것을 보면 — 즉시 전화하세요」. 「시술」이라는 말은 빼고요.</w:t>
+      </w:r>
+    </w:p>
+    <w:p>
+      <w:pPr>
+        <w:pStyle w:val="BodyText"/>
+      </w:pPr>
+      <w:r>
+        <w:t xml:space="preserve">이리나: 그러니까 글 셋이에요. 의사에겐 한 쪽, 환자에겐 엽서, 마스터에겐 번호가 있는 그림.</w:t>
+      </w:r>
+    </w:p>
+    <w:p>
+      <w:pPr>
+        <w:pStyle w:val="BodyText"/>
+      </w:pPr>
+      <w:r>
+        <w:t xml:space="preserve">키릴: 그리고 다리야에 대해 하나 더요. 이름도 얼굴도 없이 목소리로만 그 이야기를 써도 될까요?</w:t>
+      </w:r>
+    </w:p>
+    <w:p>
+      <w:pPr>
+        <w:pStyle w:val="BodyText"/>
+      </w:pPr>
+      <w:r>
+        <w:t xml:space="preserve">코르닐로바: 본인이 원할 때만, 그리고 마지막 진찰 뒤에만요.</w:t>
+      </w:r>
+    </w:p>
+    <w:p>
+      <w:pPr>
+        <w:pStyle w:val="BodyText"/>
+      </w:pPr>
+      <w:r>
+        <w:t xml:space="preserve">알렉세이: 물어볼게. 마침 금요일에 마지막 진찰이 있어.</w:t>
+      </w:r>
+    </w:p>
+    <w:p>
+      <w:pPr>
+        <w:pStyle w:val="BodyText"/>
+      </w:pPr>
+      <w:r>
+        <w:t xml:space="preserve">키릴: 「아니요」라고 하면 이야기는 없는 거죠. 그 규칙은 알았어요.</w:t>
+      </w:r>
+    </w:p>
+    <w:p>
+      <w:pPr>
+        <w:pStyle w:val="BodyText"/>
+      </w:pPr>
+      <w:r>
+        <w:t xml:space="preserve">올가: 일주일 만에 정말 많이 알았네요, 키릴. 슬슬 걱정되기 시작해요.</w:t>
+      </w:r>
+    </w:p>
+    <w:p>
+      <w:pPr>
+        <w:pStyle w:val="BodyText"/>
+      </w:pPr>
+      <w:r>
+        <w:t xml:space="preserve">키릴: 그게 왜 걱정이에요?</w:t>
+      </w:r>
+    </w:p>
+    <w:p>
+      <w:pPr>
+        <w:pStyle w:val="BodyText"/>
+      </w:pPr>
+      <w:r>
+        <w:t xml:space="preserve">올가: 곧 당신과 진지하게 싸워야 할 테니까요. 그건 더 힘들거든요.</w:t>
       </w:r>
     </w:p>
     <w:bookmarkEnd w:id="34"/>
@@ -4242,23 +4280,23 @@
         <w:pStyle w:val="FirstParagraph"/>
       </w:pPr>
       <w:r>
-        <w:t xml:space="preserve">조야: 알렉세이 니콜라예비치, 사흘 동안 — 전화 212통. 평소엔 일주일에 20통이에요.</w:t>
-      </w:r>
-    </w:p>
-    <w:p>
-      <w:pPr>
-        <w:pStyle w:val="BodyText"/>
-      </w:pPr>
-      <w:r>
-        <w:t xml:space="preserve">알렉세이: 212통. 누가 전화해요?</w:t>
-      </w:r>
-    </w:p>
-    <w:p>
-      <w:pPr>
-        <w:pStyle w:val="BodyText"/>
-      </w:pPr>
-      <w:r>
-        <w:t xml:space="preserve">조야: 140통 — 환자. 집에 있는 상자 번호를 확인해요. 50통 — 의사. 22통 — 마스터.</w:t>
+        <w:t xml:space="preserve">조야: 알렉세이 니콜라예비치, 사흘 동안 전화가 212통 왔어요. 평소엔 일주일에 20통이에요.</w:t>
+      </w:r>
+    </w:p>
+    <w:p>
+      <w:pPr>
+        <w:pStyle w:val="BodyText"/>
+      </w:pPr>
+      <w:r>
+        <w:t xml:space="preserve">알렉세이: 212통이요? 주로 누가 전화해요?</w:t>
+      </w:r>
+    </w:p>
+    <w:p>
+      <w:pPr>
+        <w:pStyle w:val="BodyText"/>
+      </w:pPr>
+      <w:r>
+        <w:t xml:space="preserve">조야: 140통은 환자, 집에 있는 상자 번호를 확인해요. 50통은 의사, 22통은 마스터예요.</w:t>
       </w:r>
     </w:p>
     <w:p>
@@ -4274,87 +4312,87 @@
         <w:pStyle w:val="BodyText"/>
       </w:pPr>
       <w:r>
-        <w:t xml:space="preserve">조야: 직접요. 한 명은 수화기에 대고 울었어요. 하얀 점이 뭐냐고 물었어요. 1년째 주사를 놓는데, 아무도 한 번도 말해 준 적이 없대요. 강좌도, 크리스티나도, 고객들도.</w:t>
-      </w:r>
-    </w:p>
-    <w:p>
-      <w:pPr>
-        <w:pStyle w:val="BodyText"/>
-      </w:pPr>
-      <w:r>
-        <w:t xml:space="preserve">코르닐로바: 1년. 말했잖아요. 그런 사람이 수백 명이에요.</w:t>
-      </w:r>
-    </w:p>
-    <w:p>
-      <w:pPr>
-        <w:pStyle w:val="BodyText"/>
-      </w:pPr>
-      <w:r>
-        <w:t xml:space="preserve">이리나: 번호별 숫자. 번호 아홉 개가 서로 다른 두 도시에서 조회됐어요. 빨간 줄 아홉 개.</w:t>
-      </w:r>
-    </w:p>
-    <w:p>
-      <w:pPr>
-        <w:pStyle w:val="BodyText"/>
-      </w:pPr>
-      <w:r>
-        <w:t xml:space="preserve">올가: 복제품 아홉. 우리 번호가 붙은 남의 젤이 있는 곳이 아홉 군데라는 거죠.</w:t>
-      </w:r>
-    </w:p>
-    <w:p>
-      <w:pPr>
-        <w:pStyle w:val="BodyText"/>
-      </w:pPr>
-      <w:r>
-        <w:t xml:space="preserve">이리나: 아홉 중 일곱 — 코르닐로바 11월 납품분. 둘 — 레즈니크 납품분.</w:t>
-      </w:r>
-    </w:p>
-    <w:p>
-      <w:pPr>
-        <w:pStyle w:val="BodyText"/>
-      </w:pPr>
-      <w:r>
-        <w:t xml:space="preserve">코르닐로바: 그럼 내 쓰레기통만 베끼는 게 아니네요. 갈리나 것도.</w:t>
-      </w:r>
-    </w:p>
-    <w:p>
-      <w:pPr>
-        <w:pStyle w:val="BodyText"/>
-      </w:pPr>
-      <w:r>
-        <w:t xml:space="preserve">조야: 그리고요. 셋으로는 이제 감당이 안 돼요. 밤엔 저 혼자인데 전화는 열 배가 됐어요. 어젯밤 3시엔 연달아 네 통이었고, 그중 두 통은 — 심각했어요.</w:t>
-      </w:r>
-    </w:p>
-    <w:p>
-      <w:pPr>
-        <w:pStyle w:val="BodyText"/>
-      </w:pPr>
-      <w:r>
-        <w:t xml:space="preserve">이리나: 간호사 두 명 추가. 월 24만. 교육비 별도.</w:t>
-      </w:r>
-    </w:p>
-    <w:p>
-      <w:pPr>
-        <w:pStyle w:val="BodyText"/>
-      </w:pPr>
-      <w:r>
-        <w:t xml:space="preserve">알렉세이: 채용해요. 월요일부터.</w:t>
-      </w:r>
-    </w:p>
-    <w:p>
-      <w:pPr>
-        <w:pStyle w:val="BodyText"/>
-      </w:pPr>
-      <w:r>
-        <w:t xml:space="preserve">이리나: 알렉세이, 12월 이익의 4분의 1이에요. 말할 의무가 있어요.</w:t>
-      </w:r>
-    </w:p>
-    <w:p>
-      <w:pPr>
-        <w:pStyle w:val="BodyText"/>
-      </w:pPr>
-      <w:r>
-        <w:t xml:space="preserve">알렉세이: 말했어요. 들었어요. 채용해요.</w:t>
+        <w:t xml:space="preserve">조야: 네, 직접요. 한 마스터는 수화기에 대고 울면서 하얀 점이 뭐냐고 물었어요. 1년째 주사를 놓는데, 강좌도, 크리스티나도, 고객들도 아무도 한 번도 말해 준 적이 없대요.</w:t>
+      </w:r>
+    </w:p>
+    <w:p>
+      <w:pPr>
+        <w:pStyle w:val="BodyText"/>
+      </w:pPr>
+      <w:r>
+        <w:t xml:space="preserve">코르닐로바: 1년이나… 그런 사람이 수백 명이라고 말했잖아요.</w:t>
+      </w:r>
+    </w:p>
+    <w:p>
+      <w:pPr>
+        <w:pStyle w:val="BodyText"/>
+      </w:pPr>
+      <w:r>
+        <w:t xml:space="preserve">이리나: 이제 번호별 숫자요. 번호 아홉 개가 서로 다른 두 도시에서 조회돼서 빨간 줄이 아홉 개예요.</w:t>
+      </w:r>
+    </w:p>
+    <w:p>
+      <w:pPr>
+        <w:pStyle w:val="BodyText"/>
+      </w:pPr>
+      <w:r>
+        <w:t xml:space="preserve">올가: 복제품 아홉 개. 그럼 우리 번호가 붙은 남의 젤이 있는 곳이 아홉 군데라는 거죠.</w:t>
+      </w:r>
+    </w:p>
+    <w:p>
+      <w:pPr>
+        <w:pStyle w:val="BodyText"/>
+      </w:pPr>
+      <w:r>
+        <w:t xml:space="preserve">이리나: 아홉 중 일곱은 코르닐로바 11월 납품분이고, 둘은 레즈니크 납품분이에요.</w:t>
+      </w:r>
+    </w:p>
+    <w:p>
+      <w:pPr>
+        <w:pStyle w:val="BodyText"/>
+      </w:pPr>
+      <w:r>
+        <w:t xml:space="preserve">코르닐로바: 그럼 내 쓰레기통만이 아니라 갈리나 쓰레기통도 베끼는 거네요.</w:t>
+      </w:r>
+    </w:p>
+    <w:p>
+      <w:pPr>
+        <w:pStyle w:val="BodyText"/>
+      </w:pPr>
+      <w:r>
+        <w:t xml:space="preserve">조야: 그리고 하나 더요. 셋으로는 이제 감당이 안 돼요. 밤엔 저 혼자인데 전화는 열 배가 됐어요. 어젯밤 3시엔 연달아 네 통이었고, 그중 두 통은 심각했어요.</w:t>
+      </w:r>
+    </w:p>
+    <w:p>
+      <w:pPr>
+        <w:pStyle w:val="BodyText"/>
+      </w:pPr>
+      <w:r>
+        <w:t xml:space="preserve">이리나: 간호사가 두 명 더 필요해요. 월 24만에 교육비 별도예요.</w:t>
+      </w:r>
+    </w:p>
+    <w:p>
+      <w:pPr>
+        <w:pStyle w:val="BodyText"/>
+      </w:pPr>
+      <w:r>
+        <w:t xml:space="preserve">알렉세이: 월요일부터 채용해요.</w:t>
+      </w:r>
+    </w:p>
+    <w:p>
+      <w:pPr>
+        <w:pStyle w:val="BodyText"/>
+      </w:pPr>
+      <w:r>
+        <w:t xml:space="preserve">이리나: 알렉세이, 그건 12월 이익의 4분의 1이에요. 말씀드릴 의무가 있어요.</w:t>
+      </w:r>
+    </w:p>
+    <w:p>
+      <w:pPr>
+        <w:pStyle w:val="BodyText"/>
+      </w:pPr>
+      <w:r>
+        <w:t xml:space="preserve">알렉세이: 말했고, 들었어요. 그래도 채용해요.</w:t>
       </w:r>
     </w:p>
     <w:p>
@@ -4370,55 +4408,55 @@
         <w:pStyle w:val="BodyText"/>
       </w:pPr>
       <w:r>
-        <w:t xml:space="preserve">키릴: 엽서 조회수 3만 8천. 엄마들 단톡방이랑 미용실에서 돌고 있어요.</w:t>
-      </w:r>
-    </w:p>
-    <w:p>
-      <w:pPr>
-        <w:pStyle w:val="BodyText"/>
-      </w:pPr>
-      <w:r>
-        <w:t xml:space="preserve">디마: 미용실에서? 마스터들이 주사 놓는 데서?</w:t>
-      </w:r>
-    </w:p>
-    <w:p>
-      <w:pPr>
-        <w:pStyle w:val="BodyText"/>
-      </w:pPr>
-      <w:r>
-        <w:t xml:space="preserve">키릴: 네. 한 마스터가 시술 침대 위에 붙여 놨어요. 사진을 보냈어요.</w:t>
-      </w:r>
-    </w:p>
-    <w:p>
-      <w:pPr>
-        <w:pStyle w:val="BodyText"/>
-      </w:pPr>
-      <w:r>
-        <w:t xml:space="preserve">코르닐로바: 시술 침대 위에. 우리 문 위의 판지처럼.</w:t>
-      </w:r>
-    </w:p>
-    <w:p>
-      <w:pPr>
-        <w:pStyle w:val="BodyText"/>
-      </w:pPr>
-      <w:r>
-        <w:t xml:space="preserve">알렉세이: 다리야는 동의했어?</w:t>
-      </w:r>
-    </w:p>
-    <w:p>
-      <w:pPr>
-        <w:pStyle w:val="BodyText"/>
-      </w:pPr>
-      <w:r>
-        <w:t xml:space="preserve">키릴: 동의했어요. 목소리로 녹음했어요. 40초. 이름 없이.</w:t>
-      </w:r>
-    </w:p>
-    <w:p>
-      <w:pPr>
-        <w:pStyle w:val="BodyText"/>
-      </w:pPr>
-      <w:r>
-        <w:t xml:space="preserve">올가: 뭐라고 해요?</w:t>
+        <w:t xml:space="preserve">키릴: 엽서 조회수가 3만 8천이에요. 엄마들 단톡방이랑 미용실에서 돌고 있어요.</w:t>
+      </w:r>
+    </w:p>
+    <w:p>
+      <w:pPr>
+        <w:pStyle w:val="BodyText"/>
+      </w:pPr>
+      <w:r>
+        <w:t xml:space="preserve">디마: 미용실에서? 마스터들이 주사 놓는 그런 데서?</w:t>
+      </w:r>
+    </w:p>
+    <w:p>
+      <w:pPr>
+        <w:pStyle w:val="BodyText"/>
+      </w:pPr>
+      <w:r>
+        <w:t xml:space="preserve">키릴: 네. 한 마스터는 시술 침대 위에 붙여 놓고 사진까지 보냈어요.</w:t>
+      </w:r>
+    </w:p>
+    <w:p>
+      <w:pPr>
+        <w:pStyle w:val="BodyText"/>
+      </w:pPr>
+      <w:r>
+        <w:t xml:space="preserve">코르닐로바: 시술 침대 위에… 우리 문 위의 판지랑 똑같네요.</w:t>
+      </w:r>
+    </w:p>
+    <w:p>
+      <w:pPr>
+        <w:pStyle w:val="BodyText"/>
+      </w:pPr>
+      <w:r>
+        <w:t xml:space="preserve">알렉세이: 다리야는 자기 이야기를 하겠다고 동의했어?</w:t>
+      </w:r>
+    </w:p>
+    <w:p>
+      <w:pPr>
+        <w:pStyle w:val="BodyText"/>
+      </w:pPr>
+      <w:r>
+        <w:t xml:space="preserve">키릴: 동의했어요. 이름 없이 40초를 목소리로 녹음했어요.</w:t>
+      </w:r>
+    </w:p>
+    <w:p>
+      <w:pPr>
+        <w:pStyle w:val="BodyText"/>
+      </w:pPr>
+      <w:r>
+        <w:t xml:space="preserve">올가: 그래서 뭐라고 해요?</w:t>
       </w:r>
     </w:p>
     <w:p>
@@ -4434,47 +4472,47 @@
         <w:pStyle w:val="BodyText"/>
       </w:pPr>
       <w:r>
-        <w:t xml:space="preserve">코르닐로바: 「부끄러운 일이 아니에요」. 내 말을 가져가서 더 좋게 만들었네요.</w:t>
-      </w:r>
-    </w:p>
-    <w:p>
-      <w:pPr>
-        <w:pStyle w:val="BodyText"/>
-      </w:pPr>
-      <w:r>
-        <w:t xml:space="preserve">조야: 알렉세이 니콜라예비치, 전화가 하나 더 있어요. 환자가 아니에요. 남자예요. 대표님을 찾아요. 용건이 있대요.</w:t>
-      </w:r>
-    </w:p>
-    <w:p>
-      <w:pPr>
-        <w:pStyle w:val="BodyText"/>
-      </w:pPr>
-      <w:r>
-        <w:t xml:space="preserve">알렉세이: 누구?</w:t>
-      </w:r>
-    </w:p>
-    <w:p>
-      <w:pPr>
-        <w:pStyle w:val="BodyText"/>
-      </w:pPr>
-      <w:r>
-        <w:t xml:space="preserve">조야: 이름은 안 밝혔어요. 이렇게만: 「그 사람은 알아요. 같이 일했으니까」.</w:t>
-      </w:r>
-    </w:p>
-    <w:p>
-      <w:pPr>
-        <w:pStyle w:val="BodyText"/>
-      </w:pPr>
-      <w:r>
-        <w:t xml:space="preserve">이리나: 알렉세이. 누군지 아시잖아요.</w:t>
-      </w:r>
-    </w:p>
-    <w:p>
-      <w:pPr>
-        <w:pStyle w:val="BodyText"/>
-      </w:pPr>
-      <w:r>
-        <w:t xml:space="preserve">알렉세이: 알아요. 내 전화로 돌려 줘요. 그리고 녹음 켜요, 조야. 그 사람에게 말할 거예요.</w:t>
+        <w:t xml:space="preserve">코르닐로바: 「부끄러운 일이 아니에요」… 내 말을 가져가서 더 좋게 만들었네요.</w:t>
+      </w:r>
+    </w:p>
+    <w:p>
+      <w:pPr>
+        <w:pStyle w:val="BodyText"/>
+      </w:pPr>
+      <w:r>
+        <w:t xml:space="preserve">조야: 알렉세이 니콜라예비치, 전화가 하나 더 있는데 환자가 아니라 남자예요. 대표님을 찾고, 용건이 있대요.</w:t>
+      </w:r>
+    </w:p>
+    <w:p>
+      <w:pPr>
+        <w:pStyle w:val="BodyText"/>
+      </w:pPr>
+      <w:r>
+        <w:t xml:space="preserve">알렉세이: 누가 전화했는데요?</w:t>
+      </w:r>
+    </w:p>
+    <w:p>
+      <w:pPr>
+        <w:pStyle w:val="BodyText"/>
+      </w:pPr>
+      <w:r>
+        <w:t xml:space="preserve">조야: 이름은 안 밝히고 이렇게만 말했어요: 「그 사람은 알아요. 같이 일했으니까」.</w:t>
+      </w:r>
+    </w:p>
+    <w:p>
+      <w:pPr>
+        <w:pStyle w:val="BodyText"/>
+      </w:pPr>
+      <w:r>
+        <w:t xml:space="preserve">이리나: 알렉세이, 누군지 아시잖아요.</w:t>
+      </w:r>
+    </w:p>
+    <w:p>
+      <w:pPr>
+        <w:pStyle w:val="BodyText"/>
+      </w:pPr>
+      <w:r>
+        <w:t xml:space="preserve">알렉세이: 알아요. 내 전화로 돌리고 녹음을 켜 줘요, 조야. 그 사람에게 내가 직접 말할게요.</w:t>
       </w:r>
     </w:p>
     <w:bookmarkEnd w:id="35"/>
@@ -4492,7 +4530,7 @@
         <w:pStyle w:val="FirstParagraph"/>
       </w:pPr>
       <w:r>
-        <w:t xml:space="preserve">아르투르: 알렉세이? 아르투르야. 보이코. 기억하지?</w:t>
+        <w:t xml:space="preserve">아르투르: 알렉세이? 아르투르야, 아르투르 보이코. 기억하지?</w:t>
       </w:r>
     </w:p>
     <w:p>
@@ -4508,55 +4546,55 @@
         <w:pStyle w:val="BodyText"/>
       </w:pPr>
       <w:r>
-        <w:t xml:space="preserve">아르투르: 녹음 중이라. 진지해졌네. 좋아, 좋게 말할게. 우린 동료잖아, 같은 제약 업계 8년. 네 엽서가 사람들을 겁주고 있어. 내 고객들이 불안해해. 이건 불공정 경쟁이야, 알렉세이.</w:t>
-      </w:r>
-    </w:p>
-    <w:p>
-      <w:pPr>
-        <w:pStyle w:val="BodyText"/>
-      </w:pPr>
-      <w:r>
-        <w:t xml:space="preserve">알렉세이: 우린 너를 언급하지 않았어. 어디서도. 우리 상품을 확인하는 법을 쓸 뿐이야.</w:t>
-      </w:r>
-    </w:p>
-    <w:p>
-      <w:pPr>
-        <w:pStyle w:val="BodyText"/>
-      </w:pPr>
-      <w:r>
-        <w:t xml:space="preserve">아르투르: 네 상품. 난 한국 정품을 가져와. 네 것과 똑같은데 더 싸. 그게 시장이야. 너도 회의 때 말했잖아: 고르는 건 유통사가 아니라 고객이라고.</w:t>
-      </w:r>
-    </w:p>
-    <w:p>
-      <w:pPr>
-        <w:pStyle w:val="BodyText"/>
-      </w:pPr>
-      <w:r>
-        <w:t xml:space="preserve">알렉세이: 고객은 자기가 뭘 고르는지 알 때 고르는 거야. 번호 2207-718. 한밤중에 포돌스크 다리야의 입술 속에 있었어. 그것도 시장이야, 아르투르?</w:t>
-      </w:r>
-    </w:p>
-    <w:p>
-      <w:pPr>
-        <w:pStyle w:val="BodyText"/>
-      </w:pPr>
-      <w:r>
-        <w:t xml:space="preserve">아르투르: 718이고 뭐고 난 몰라. 난 정품을 가져와. 서류도 있어.</w:t>
-      </w:r>
-    </w:p>
-    <w:p>
-      <w:pPr>
-        <w:pStyle w:val="BodyText"/>
-      </w:pPr>
-      <w:r>
-        <w:t xml:space="preserve">알렉세이: 서류 있음. 그 말 지난주에도 들었어. 바르샤바에서.</w:t>
-      </w:r>
-    </w:p>
-    <w:p>
-      <w:pPr>
-        <w:pStyle w:val="BodyText"/>
-      </w:pPr>
-      <w:r>
-        <w:t xml:space="preserve">아르투르: 바르샤바까지 갔구나. 날쌔네. 좋아. 직설적으로 말할게. 신고서를 냈지. 괜히 그랬어.</w:t>
+        <w:t xml:space="preserve">아르투르: 녹음 중이라고? 진지해졌네. 좋아, 좋게 말할게. 우린 동료잖아, 같은 제약 업계 8년. 네 엽서가 사람들을 겁주고 있고, 내 고객들이 불안해해. 이건 불공정 경쟁이야, 알렉세이, 너도 알잖아.</w:t>
+      </w:r>
+    </w:p>
+    <w:p>
+      <w:pPr>
+        <w:pStyle w:val="BodyText"/>
+      </w:pPr>
+      <w:r>
+        <w:t xml:space="preserve">알렉세이: 우린 어디서도 너를 언급하지 않았어. 우리 상품을 확인하는 법만 쓸 뿐이야.</w:t>
+      </w:r>
+    </w:p>
+    <w:p>
+      <w:pPr>
+        <w:pStyle w:val="BodyText"/>
+      </w:pPr>
+      <w:r>
+        <w:t xml:space="preserve">아르투르: 네 상품이라… 난 한국 정품을 가져와, 네 것과 똑같은데 더 싸. 그냥 시장이야, 그 이상도 아니고. 너도 회의 때 고르는 건 유통사가 아니라 고객이라고 했잖아.</w:t>
+      </w:r>
+    </w:p>
+    <w:p>
+      <w:pPr>
+        <w:pStyle w:val="BodyText"/>
+      </w:pPr>
+      <w:r>
+        <w:t xml:space="preserve">알렉세이: 고객은 자기가 뭘 고르는지 알 때 고르는 거야. 번호 2207-718이 한밤중에 포돌스크 다리야의 입술 속에 있었어. 그것도 시장이야, 아르투르? 솔직히 대답해.</w:t>
+      </w:r>
+    </w:p>
+    <w:p>
+      <w:pPr>
+        <w:pStyle w:val="BodyText"/>
+      </w:pPr>
+      <w:r>
+        <w:t xml:space="preserve">아르투르: 718이고 뭐고 난 몰라. 난 정품을 가져오고 서류도 있어.</w:t>
+      </w:r>
+    </w:p>
+    <w:p>
+      <w:pPr>
+        <w:pStyle w:val="BodyText"/>
+      </w:pPr>
+      <w:r>
+        <w:t xml:space="preserve">알렉세이: 「서류 있음」… 그 말은 지난주에 바르샤바에서도 들었어.</w:t>
+      </w:r>
+    </w:p>
+    <w:p>
+      <w:pPr>
+        <w:pStyle w:val="BodyText"/>
+      </w:pPr>
+      <w:r>
+        <w:t xml:space="preserve">아르투르: 바르샤바까지 갔구나, 날쌔네. 좋아, 직설적으로 말할게. 신고서를 냈지, 괜히 그랬어.</w:t>
       </w:r>
     </w:p>
     <w:p>
@@ -4572,119 +4610,119 @@
         <w:pStyle w:val="BodyText"/>
       </w:pPr>
       <w:r>
-        <w:t xml:space="preserve">아르투르: 나한테도 변호사들이 있으니까. 그리고 네가 교육한다고 의사들한테 얼마를 주는지 아는 사람들도 있어. 하루 2만 7천. 기자한테 딱 좋은 숫자지. 「교육」일까 — 리베이트일까?</w:t>
-      </w:r>
-    </w:p>
-    <w:p>
-      <w:pPr>
-        <w:pStyle w:val="BodyText"/>
-      </w:pPr>
-      <w:r>
-        <w:t xml:space="preserve">알렉세이: 계약서대로, 계좌이체로, 모든 강사에게 똑같이. 기자에겐 내가 직접 보여 줄 거야. 계약서 전부.</w:t>
-      </w:r>
-    </w:p>
-    <w:p>
-      <w:pPr>
-        <w:pStyle w:val="BodyText"/>
-      </w:pPr>
-      <w:r>
-        <w:t xml:space="preserve">아르투르: 보여 주겠지. 다만 기자는 먼저 쓰고 나중에 물어. 어떻게 돌아가는지 알잖아.</w:t>
-      </w:r>
-    </w:p>
-    <w:p>
-      <w:pPr>
-        <w:pStyle w:val="BodyText"/>
-      </w:pPr>
-      <w:r>
-        <w:t xml:space="preserve">알렉세이: 알아. 그래서 난 진실을 확인하는 곳에 먼저 써. 넌 아무도 확인하지 않는 곳에 쓰고. 그게 우리 차이 전부야.</w:t>
-      </w:r>
-    </w:p>
-    <w:p>
-      <w:pPr>
-        <w:pStyle w:val="BodyText"/>
-      </w:pPr>
-      <w:r>
-        <w:t xml:space="preserve">아르투르: 멋지네. 언제나처럼. 「헬베메드」에서도 멋있었지. 원칙주의자. 실적은 우리가 채웠고.</w:t>
-      </w:r>
-    </w:p>
-    <w:p>
-      <w:pPr>
-        <w:pStyle w:val="BodyText"/>
-      </w:pPr>
-      <w:r>
-        <w:t xml:space="preserve">알렉세이: 아르투르, 너한테 하고 싶은 말은 신고서에 다 썼어. 더 보탤 건 없어.</w:t>
-      </w:r>
-    </w:p>
-    <w:p>
-      <w:pPr>
-        <w:pStyle w:val="BodyText"/>
-      </w:pPr>
-      <w:r>
-        <w:t xml:space="preserve">아르투르: 행운을 빌어, 알렉세이. 전에도 말했지.</w:t>
-      </w:r>
-    </w:p>
-    <w:p>
-      <w:pPr>
-        <w:pStyle w:val="BodyText"/>
-      </w:pPr>
-      <w:r>
-        <w:t xml:space="preserve">알렉세이: 말했지. 그땐 필요했어. 지금은 — 아니야. 잘 있어.</w:t>
-      </w:r>
-    </w:p>
-    <w:p>
-      <w:pPr>
-        <w:pStyle w:val="BodyText"/>
-      </w:pPr>
-      <w:r>
-        <w:t xml:space="preserve">보리스: 알렉세이? 금요일 저녁 6시에 전화했군. 그 사람이 전화했다는 거지.</w:t>
-      </w:r>
-    </w:p>
-    <w:p>
-      <w:pPr>
-        <w:pStyle w:val="BodyText"/>
-      </w:pPr>
-      <w:r>
-        <w:t xml:space="preserve">알렉세이: 했어요. 말씀하신 대로. 처음엔 부드럽게, 그다음엔 — 기자와 교육 「리베이트」.</w:t>
-      </w:r>
-    </w:p>
-    <w:p>
-      <w:pPr>
-        <w:pStyle w:val="BodyText"/>
-      </w:pPr>
-      <w:r>
-        <w:t xml:space="preserve">보리스: 녹음했나?</w:t>
-      </w:r>
-    </w:p>
-    <w:p>
-      <w:pPr>
-        <w:pStyle w:val="BodyText"/>
-      </w:pPr>
-      <w:r>
-        <w:t xml:space="preserve">알렉세이: 했어요. 고지하고. 시간, 말, 전부.</w:t>
-      </w:r>
-    </w:p>
-    <w:p>
-      <w:pPr>
-        <w:pStyle w:val="BodyText"/>
-      </w:pPr>
-      <w:r>
-        <w:t xml:space="preserve">보리스: 좋아. 내일 — 자이체프에게. 기자로 협박한 것도 사실이야. 겁나지 않았나?</w:t>
-      </w:r>
-    </w:p>
-    <w:p>
-      <w:pPr>
-        <w:pStyle w:val="BodyText"/>
-      </w:pPr>
-      <w:r>
-        <w:t xml:space="preserve">알렉세이: 겁났어요. 하지만 저 때문이 아니라. 강사들 때문에요. 신문에서 코르닐로바를 「리베이트 받는 사람」이라고 부를 거예요.</w:t>
-      </w:r>
-    </w:p>
-    <w:p>
-      <w:pPr>
-        <w:pStyle w:val="BodyText"/>
-      </w:pPr>
-      <w:r>
-        <w:t xml:space="preserve">보리스: 코르닐로바는 30년 동안 더 나쁜 것도 겪었어. 직접 말해. 오늘. 신문에서 읽기 전에.</w:t>
+        <w:t xml:space="preserve">아르투르: 나한테도 변호사들이 있으니까. 그리고 네가 교육한다고 의사들한테 하루 2만 7천을 주는 걸 아는 사람들도 있어. 기자한테 딱 좋은 숫자지, 안 그래? 「교육」일까, 리베이트일까?</w:t>
+      </w:r>
+    </w:p>
+    <w:p>
+      <w:pPr>
+        <w:pStyle w:val="BodyText"/>
+      </w:pPr>
+      <w:r>
+        <w:t xml:space="preserve">알렉세이: 계약서대로, 계좌이체로, 모든 강사에게 똑같이. 기자에겐 내가 직접 계약서 전부를 보여 줄 거야.</w:t>
+      </w:r>
+    </w:p>
+    <w:p>
+      <w:pPr>
+        <w:pStyle w:val="BodyText"/>
+      </w:pPr>
+      <w:r>
+        <w:t xml:space="preserve">아르투르: 물론 보여 주겠지. 다만 기자는 먼저 쓰고 나중에 물어. 어떻게 돌아가는지 알잖아.</w:t>
+      </w:r>
+    </w:p>
+    <w:p>
+      <w:pPr>
+        <w:pStyle w:val="BodyText"/>
+      </w:pPr>
+      <w:r>
+        <w:t xml:space="preserve">알렉세이: 알아. 그래서 난 진실을 확인하는 곳에 먼저 쓰고, 넌 아무도 확인하지 않는 곳에 쓰지. 그게 우리 차이 전부야, 아르투르. 다른 차이는 없어.</w:t>
+      </w:r>
+    </w:p>
+    <w:p>
+      <w:pPr>
+        <w:pStyle w:val="BodyText"/>
+      </w:pPr>
+      <w:r>
+        <w:t xml:space="preserve">아르투르: 언제나처럼 멋지게 말하네. 「헬베메드」에서도 멋있고 원칙적이었지. 실적은 우리가 채웠고.</w:t>
+      </w:r>
+    </w:p>
+    <w:p>
+      <w:pPr>
+        <w:pStyle w:val="BodyText"/>
+      </w:pPr>
+      <w:r>
+        <w:t xml:space="preserve">알렉세이: 아르투르, 너한테 하고 싶은 말은 신고서에 다 썼고, 더 보탤 건 없어.</w:t>
+      </w:r>
+    </w:p>
+    <w:p>
+      <w:pPr>
+        <w:pStyle w:val="BodyText"/>
+      </w:pPr>
+      <w:r>
+        <w:t xml:space="preserve">아르투르: 행운을 빌어, 알렉세이. 전에도 한 번 말했지.</w:t>
+      </w:r>
+    </w:p>
+    <w:p>
+      <w:pPr>
+        <w:pStyle w:val="BodyText"/>
+      </w:pPr>
+      <w:r>
+        <w:t xml:space="preserve">알렉세이: 말했지. 그땐 필요했지만 지금은 아니야. 잘 있어.</w:t>
+      </w:r>
+    </w:p>
+    <w:p>
+      <w:pPr>
+        <w:pStyle w:val="BodyText"/>
+      </w:pPr>
+      <w:r>
+        <w:t xml:space="preserve">보리스: 알렉세이? 금요일 저녁 6시에 전화한 걸 보니 그 사람이 전화했군.</w:t>
+      </w:r>
+    </w:p>
+    <w:p>
+      <w:pPr>
+        <w:pStyle w:val="BodyText"/>
+      </w:pPr>
+      <w:r>
+        <w:t xml:space="preserve">알렉세이: 했어요, 말씀하신 대로. 처음엔 부드럽게, 그다음엔 기자와 교육 「리베이트」 얘기였어요.</w:t>
+      </w:r>
+    </w:p>
+    <w:p>
+      <w:pPr>
+        <w:pStyle w:val="BodyText"/>
+      </w:pPr>
+      <w:r>
+        <w:t xml:space="preserve">보리스: 통화 녹음했나?</w:t>
+      </w:r>
+    </w:p>
+    <w:p>
+      <w:pPr>
+        <w:pStyle w:val="BodyText"/>
+      </w:pPr>
+      <w:r>
+        <w:t xml:space="preserve">알렉세이: 했고, 녹음한다고 고지도 했어요. 시간, 말, 전부 있어요.</w:t>
+      </w:r>
+    </w:p>
+    <w:p>
+      <w:pPr>
+        <w:pStyle w:val="BodyText"/>
+      </w:pPr>
+      <w:r>
+        <w:t xml:space="preserve">보리스: 좋아. 내일 녹음을 자이체프에게 줘, 기자로 협박한 것도 사실이니까. 겁나지 않았나?</w:t>
+      </w:r>
+    </w:p>
+    <w:p>
+      <w:pPr>
+        <w:pStyle w:val="BodyText"/>
+      </w:pPr>
+      <w:r>
+        <w:t xml:space="preserve">알렉세이: 겁났어요. 하지만 저 때문이 아니라 강사들 때문에요. 신문에서 코르닐로바를 「리베이트 받는 사람」이라고 부를 거예요.</w:t>
+      </w:r>
+    </w:p>
+    <w:p>
+      <w:pPr>
+        <w:pStyle w:val="BodyText"/>
+      </w:pPr>
+      <w:r>
+        <w:t xml:space="preserve">보리스: 코르닐로바는 30년 동안 더 나쁜 것도 겪었어. 오늘 직접 말해, 신문에서 읽기 전에.</w:t>
       </w:r>
     </w:p>
     <w:bookmarkEnd w:id="36"/>
@@ -4702,39 +4740,39 @@
         <w:pStyle w:val="FirstParagraph"/>
       </w:pPr>
       <w:r>
-        <w:t xml:space="preserve">코르닐로바: 리베이트. 팬텀 앞에서 8시간 서 있는 하루에 2만 7천. 쓰라고 해요. 계약서와 평가 노트를 들고 편집국에 찾아갈 거예요.</w:t>
-      </w:r>
-    </w:p>
-    <w:p>
-      <w:pPr>
-        <w:pStyle w:val="BodyText"/>
-      </w:pPr>
-      <w:r>
-        <w:t xml:space="preserve">이리나: 강사 계약서는 전부 한 폴더에. 같은 일당. 판매 비율은 하나도 없어요.</w:t>
-      </w:r>
-    </w:p>
-    <w:p>
-      <w:pPr>
-        <w:pStyle w:val="BodyText"/>
-      </w:pPr>
-      <w:r>
-        <w:t xml:space="preserve">올가: 그게 그 사람이 이해 못 하는 거예요. 판매가 아니라 사람이 할 줄 아는 것에 돈을 낼 수 있다는 것. 보이코한테는 동화나 거짓말처럼 들리겠죠.</w:t>
-      </w:r>
-    </w:p>
-    <w:p>
-      <w:pPr>
-        <w:pStyle w:val="BodyText"/>
-      </w:pPr>
-      <w:r>
-        <w:t xml:space="preserve">디마: 알렉세이 니콜라예비치. 크리스티나예요. 메시지. 방금.</w:t>
-      </w:r>
-    </w:p>
-    <w:p>
-      <w:pPr>
-        <w:pStyle w:val="BodyText"/>
-      </w:pPr>
-      <w:r>
-        <w:t xml:space="preserve">알렉세이: 읽어 줘요.</w:t>
+        <w:t xml:space="preserve">코르닐로바: 리베이트요? 팬텀 앞에서 8시간 서 있는 하루에 2만 7천이? 쓰라고 해요. 계약서와 평가 노트를 들고 직접 편집국에 찾아가서, 내 눈을 보고 그 말을 다시 하라고 할 거예요.</w:t>
+      </w:r>
+    </w:p>
+    <w:p>
+      <w:pPr>
+        <w:pStyle w:val="BodyText"/>
+      </w:pPr>
+      <w:r>
+        <w:t xml:space="preserve">이리나: 강사 계약서는 전부 한 폴더에 있어요. 일당은 다 같고, 판매 비율은 하나도 없어요.</w:t>
+      </w:r>
+    </w:p>
+    <w:p>
+      <w:pPr>
+        <w:pStyle w:val="BodyText"/>
+      </w:pPr>
+      <w:r>
+        <w:t xml:space="preserve">올가: 그게 바로 그 사람이 이해 못 하는 거예요. 판매가 아니라 사람이 할 줄 아는 것에 돈을 낼 수 있다는 것. 보이코한테는 그게 동화나 거짓말처럼 들리고, 세 번째 선택지는 없어요.</w:t>
+      </w:r>
+    </w:p>
+    <w:p>
+      <w:pPr>
+        <w:pStyle w:val="BodyText"/>
+      </w:pPr>
+      <w:r>
+        <w:t xml:space="preserve">디마: 알렉세이 니콜라예비치, 방금 크리스티나한테서 메시지가 왔어요.</w:t>
+      </w:r>
+    </w:p>
+    <w:p>
+      <w:pPr>
+        <w:pStyle w:val="BodyText"/>
+      </w:pPr>
+      <w:r>
+        <w:t xml:space="preserve">알렉세이: 소리 내서 읽어 줘요, 디마.</w:t>
       </w:r>
     </w:p>
     <w:p>
@@ -4750,71 +4788,71 @@
         <w:pStyle w:val="BodyText"/>
       </w:pPr>
       <w:r>
-        <w:t xml:space="preserve">올가: 안 돼요. 함정이에요. 그 사람 채널, 그 사람 관객, 그 사람 규칙.</w:t>
-      </w:r>
-    </w:p>
-    <w:p>
-      <w:pPr>
-        <w:pStyle w:val="BodyText"/>
-      </w:pPr>
-      <w:r>
-        <w:t xml:space="preserve">키릴: 돼요. 우리 엽서를 절대 안 읽을 1만 2천 명이에요.</w:t>
-      </w:r>
-    </w:p>
-    <w:p>
-      <w:pPr>
-        <w:pStyle w:val="BodyText"/>
-      </w:pPr>
-      <w:r>
-        <w:t xml:space="preserve">이리나: 보이코와 너무 가까워요. 오늘 그가 전화하고 — 내일 그 사람이 초대해요. 우연일까요?</w:t>
-      </w:r>
-    </w:p>
-    <w:p>
-      <w:pPr>
-        <w:pStyle w:val="BodyText"/>
-      </w:pPr>
-      <w:r>
-        <w:t xml:space="preserve">디마: 「무섭지 않다면」이라고 썼어요. 보이코가 아니에요. 그 사람이에요. 보이코는 「관리팀」이라고 써요.</w:t>
-      </w:r>
-    </w:p>
-    <w:p>
-      <w:pPr>
-        <w:pStyle w:val="BodyText"/>
-      </w:pPr>
-      <w:r>
-        <w:t xml:space="preserve">코르닐로바: 나라면 가요. 다만 혼자는 말고. 계약서와 다리야 입술 사진을 들고.</w:t>
-      </w:r>
-    </w:p>
-    <w:p>
-      <w:pPr>
-        <w:pStyle w:val="BodyText"/>
-      </w:pPr>
-      <w:r>
-        <w:t xml:space="preserve">올가: 옐레나 빅토로브나, 라이브가 뭔지 모르시는군요. 거기선 빨간 펜으로 지울 수가 없어요.</w:t>
-      </w:r>
-    </w:p>
-    <w:p>
-      <w:pPr>
-        <w:pStyle w:val="BodyText"/>
-      </w:pPr>
-      <w:r>
-        <w:t xml:space="preserve">알렉세이: 그래서 가야 해요. 지울 수 없는 곳에서 — 누가 거짓말하는지 보이니까.</w:t>
-      </w:r>
-    </w:p>
-    <w:p>
-      <w:pPr>
-        <w:pStyle w:val="BodyText"/>
-      </w:pPr>
-      <w:r>
-        <w:t xml:space="preserve">올가: 알렉세이…</w:t>
-      </w:r>
-    </w:p>
-    <w:p>
-      <w:pPr>
-        <w:pStyle w:val="BodyText"/>
-      </w:pPr>
-      <w:r>
-        <w:t xml:space="preserve">알렉세이: 디마, 답장해 줘요: 「가겠습니다. 금요일. 의사와 함께」.</w:t>
+        <w:t xml:space="preserve">올가: 안 돼요, 함정이에요. 거긴 그 사람 채널, 그 사람 관객, 그 사람 규칙이에요.</w:t>
+      </w:r>
+    </w:p>
+    <w:p>
+      <w:pPr>
+        <w:pStyle w:val="BodyText"/>
+      </w:pPr>
+      <w:r>
+        <w:t xml:space="preserve">키릴: 저는 가야 한다고 생각해요. 우리 엽서를 절대 안 읽을 1만 2천 명이 거기 있어요.</w:t>
+      </w:r>
+    </w:p>
+    <w:p>
+      <w:pPr>
+        <w:pStyle w:val="BodyText"/>
+      </w:pPr>
+      <w:r>
+        <w:t xml:space="preserve">이리나: 보이코와 너무 가까워요. 오늘 그가 전화하고 내일 그 사람이 초대해요. 그게 우연일까요?</w:t>
+      </w:r>
+    </w:p>
+    <w:p>
+      <w:pPr>
+        <w:pStyle w:val="BodyText"/>
+      </w:pPr>
+      <w:r>
+        <w:t xml:space="preserve">디마: 「무섭지 않다면」이라고 썼으니까 보이코가 아니라 그 사람 본인이에요. 보이코는 「관리팀」이라고 서명해요.</w:t>
+      </w:r>
+    </w:p>
+    <w:p>
+      <w:pPr>
+        <w:pStyle w:val="BodyText"/>
+      </w:pPr>
+      <w:r>
+        <w:t xml:space="preserve">코르닐로바: 나라면 가요. 다만 혼자는 말고, 계약서와 다리야 입술 사진을 들고요.</w:t>
+      </w:r>
+    </w:p>
+    <w:p>
+      <w:pPr>
+        <w:pStyle w:val="BodyText"/>
+      </w:pPr>
+      <w:r>
+        <w:t xml:space="preserve">올가: 옐레나 빅토로브나, 라이브가 뭔지 모르시는군요. 거기선 빨간 펜으로 아무것도 지울 수가 없어요.</w:t>
+      </w:r>
+    </w:p>
+    <w:p>
+      <w:pPr>
+        <w:pStyle w:val="BodyText"/>
+      </w:pPr>
+      <w:r>
+        <w:t xml:space="preserve">알렉세이: 그래서 가야 해요. 지울 수 없는 곳에서 누가 거짓말하는지 보이니까요.</w:t>
+      </w:r>
+    </w:p>
+    <w:p>
+      <w:pPr>
+        <w:pStyle w:val="BodyText"/>
+      </w:pPr>
+      <w:r>
+        <w:t xml:space="preserve">올가: 알렉세이, 한 번만 더 생각해 봐요…</w:t>
+      </w:r>
+    </w:p>
+    <w:p>
+      <w:pPr>
+        <w:pStyle w:val="BodyText"/>
+      </w:pPr>
+      <w:r>
+        <w:t xml:space="preserve">알렉세이: 디마, 이렇게 답장해 줘요: 「가겠습니다. 금요일. 의사와 함께」.</w:t>
       </w:r>
     </w:p>
     <w:bookmarkEnd w:id="37"/>
